--- a/PRD/Cyber Knight - Commuters Waste Time at Congested Junctions - PRD.docx
+++ b/PRD/Cyber Knight - Commuters Waste Time at Congested Junctions - PRD.docx
@@ -3,147 +3,100 @@
 <w:document xmlns:wpc="http://schemas.microsoft.com/office/word/2010/wordprocessingCanvas" xmlns:mo="http://schemas.microsoft.com/office/mac/office/2008/main" xmlns:mc="http://schemas.openxmlformats.org/markup-compatibility/2006" xmlns:mv="urn:schemas-microsoft-com:mac:vml" xmlns:o="urn:schemas-microsoft-com:office:office" xmlns:r="http://schemas.openxmlformats.org/officeDocument/2006/relationships" xmlns:m="http://schemas.openxmlformats.org/officeDocument/2006/math" xmlns:v="urn:schemas-microsoft-com:vml" xmlns:wp14="http://schemas.microsoft.com/office/word/2010/wordprocessingDrawing" xmlns:wp="http://schemas.openxmlformats.org/drawingml/2006/wordprocessingDrawing" xmlns:w10="urn:schemas-microsoft-com:office:word" xmlns:w="http://schemas.openxmlformats.org/wordprocessingml/2006/main" xmlns:w14="http://schemas.microsoft.com/office/word/2010/wordml" xmlns:wpg="http://schemas.microsoft.com/office/word/2010/wordprocessingGroup" xmlns:wpi="http://schemas.microsoft.com/office/word/2010/wordprocessingInk" xmlns:wne="http://schemas.microsoft.com/office/word/2006/wordml" xmlns:wps="http://schemas.microsoft.com/office/word/2010/wordprocessingShape" mc:Ignorable="w14 wp14">
   <w:body>
     <w:p>
-      <w:pPr>
-        <w:spacing w:after="40"/>
-      </w:pPr>
       <w:r>
         <w:rPr>
-          <w:rFonts w:ascii="Arial" w:hAnsi="Arial"/>
           <w:b/>
           <w:color w:val="0F172A"/>
-          <w:sz w:val="44"/>
+          <w:sz w:val="36"/>
         </w:rPr>
-        <w:t>Product Requirements Document (PRD)</w:t>
+        <w:t>Route Wise — Product Requirements Document (PRD)</w:t>
+      </w:r>
+    </w:p>
+    <w:p>
+      <w:r>
+        <w:rPr>
+          <w:color w:val="64748B"/>
+          <w:sz w:val="19"/>
+        </w:rPr>
+        <w:t>DOCUMENT: PRD-v2.0 | TEAM: Cyber Knight | AUDIENCE: Engineers &amp; Mentors | STATUS: Production Ready</w:t>
+      </w:r>
+    </w:p>
+    <w:p>
+      <w:r>
+        <w:rPr>
+          <w:b/>
+          <w:color w:val="1E40AF"/>
+        </w:rPr>
+        <w:t>Product Specifications, ML Forecasting Engine &amp; Core Features — Explaining How It Works in Simple English</w:t>
       </w:r>
     </w:p>
     <w:p>
       <w:pPr>
-        <w:spacing w:after="240"/>
+        <w:ind w:left="288" w:right="288"/>
       </w:pPr>
       <w:r>
         <w:rPr>
-          <w:rFonts w:ascii="Arial" w:hAnsi="Arial"/>
-          <w:color w:val="2563EB"/>
-          <w:sz w:val="24"/>
+          <w:sz w:val="20"/>
         </w:rPr>
-        <w:t>RouteWise: Junction-Centric Adaptive Traffic Advisory Tool</w:t>
+        <w:t>Product Overview &amp; Goal: Commuters waste 30 to 45 minutes at congested junction bottlenecks without knowing which nearby route is less crowded. Route Wise is an intelligent, traffic-aware routing system composed of an Express REST API and an interactive React/Leaflet dashboard. Given any origin and destination, it retrieves up to 3 driving alternatives, ranks them mathematically using customizable penalty weights for traffic delay, predicts future velocity trends via an ARIMA (1,0,1) machine learning model, and provides transparent side-by-side explanations for every recommendation.</w:t>
+      </w:r>
+    </w:p>
+    <w:p>
+      <w:pPr>
+        <w:pStyle w:val="Heading2"/>
+      </w:pPr>
+      <w:r>
+        <w:t>1. How It Works in Real-Time: Step-by-Step Flow</w:t>
       </w:r>
     </w:p>
     <w:tbl>
       <w:tblPr>
+        <w:tblStyle w:val="TableGrid"/>
         <w:tblW w:type="auto" w:w="0"/>
-        <w:jc w:val="center"/>
-        <w:tblLayout w:type="fixed"/>
         <w:tblLook w:firstColumn="1" w:firstRow="1" w:lastColumn="0" w:lastRow="0" w:noHBand="0" w:noVBand="1" w:val="04A0"/>
       </w:tblPr>
       <w:tblGrid>
-        <w:gridCol w:w="2520"/>
-        <w:gridCol w:w="2520"/>
-        <w:gridCol w:w="2520"/>
-        <w:gridCol w:w="2520"/>
+        <w:gridCol w:w="2880"/>
+        <w:gridCol w:w="2880"/>
+        <w:gridCol w:w="2880"/>
       </w:tblGrid>
       <w:tr>
         <w:tc>
           <w:tcPr>
-            <w:tcW w:type="dxa" w:w="2520"/>
-            <w:shd w:fill="F8FAFC"/>
-            <w:tcMar>
-              <w:top w:w="100" w:type="dxa"/>
-              <w:bottom w:w="100" w:type="dxa"/>
-              <w:left w:w="140" w:type="dxa"/>
-              <w:right w:w="140" w:type="dxa"/>
-            </w:tcMar>
+            <w:tcW w:type="dxa" w:w="2880"/>
           </w:tcPr>
           <w:p>
-            <w:pPr>
-              <w:spacing w:after="0"/>
-            </w:pPr>
             <w:r>
               <w:rPr>
-                <w:rFonts w:ascii="Arial" w:hAnsi="Arial"/>
                 <w:b/>
-                <w:color w:val="0F172A"/>
-                <w:sz w:val="17"/>
               </w:rPr>
-              <w:t>Team Name:</w:t>
+              <w:t>Step</w:t>
             </w:r>
           </w:p>
         </w:tc>
         <w:tc>
           <w:tcPr>
-            <w:tcW w:type="dxa" w:w="2520"/>
-            <w:shd w:fill="FFFFFF"/>
-            <w:tcMar>
-              <w:top w:w="100" w:type="dxa"/>
-              <w:bottom w:w="100" w:type="dxa"/>
-              <w:left w:w="140" w:type="dxa"/>
-              <w:right w:w="140" w:type="dxa"/>
-            </w:tcMar>
+            <w:tcW w:type="dxa" w:w="2880"/>
           </w:tcPr>
           <w:p>
-            <w:pPr>
-              <w:spacing w:after="0"/>
-            </w:pPr>
             <w:r>
               <w:rPr>
-                <w:rFonts w:ascii="Arial" w:hAnsi="Arial"/>
                 <w:b/>
-                <w:color w:val="0F172A"/>
-                <w:sz w:val="17"/>
               </w:rPr>
-              <w:t>Cyber Knight</w:t>
+              <w:t>System Action</w:t>
             </w:r>
           </w:p>
         </w:tc>
         <w:tc>
           <w:tcPr>
-            <w:tcW w:type="dxa" w:w="2520"/>
-            <w:shd w:fill="F8FAFC"/>
-            <w:tcMar>
-              <w:top w:w="100" w:type="dxa"/>
-              <w:bottom w:w="100" w:type="dxa"/>
-              <w:left w:w="140" w:type="dxa"/>
-              <w:right w:w="140" w:type="dxa"/>
-            </w:tcMar>
+            <w:tcW w:type="dxa" w:w="2880"/>
           </w:tcPr>
           <w:p>
-            <w:pPr>
-              <w:spacing w:after="0"/>
-            </w:pPr>
             <w:r>
               <w:rPr>
-                <w:rFonts w:ascii="Arial" w:hAnsi="Arial"/>
                 <w:b/>
-                <w:color w:val="0F172A"/>
-                <w:sz w:val="17"/>
               </w:rPr>
-              <w:t>Evaluation Gate:</w:t>
-            </w:r>
-          </w:p>
-        </w:tc>
-        <w:tc>
-          <w:tcPr>
-            <w:tcW w:type="dxa" w:w="2520"/>
-            <w:shd w:fill="FFFFFF"/>
-            <w:tcMar>
-              <w:top w:w="100" w:type="dxa"/>
-              <w:bottom w:w="100" w:type="dxa"/>
-              <w:left w:w="140" w:type="dxa"/>
-              <w:right w:w="140" w:type="dxa"/>
-            </w:tcMar>
-          </w:tcPr>
-          <w:p>
-            <w:pPr>
-              <w:spacing w:after="0"/>
-            </w:pPr>
-            <w:r>
-              <w:rPr>
-                <w:rFonts w:ascii="Arial" w:hAnsi="Arial"/>
-                <w:b/>
-                <w:color w:val="0F172A"/>
-                <w:sz w:val="17"/>
-              </w:rPr>
-              <w:t>Gate 3 (Form 3 - 20 Marks)</w:t>
+              <w:t>Real-Time Example (Trichy: Central Bus Stand to Coimbatore)</w:t>
             </w:r>
           </w:p>
         </w:tc>
@@ -151,105 +104,31 @@
       <w:tr>
         <w:tc>
           <w:tcPr>
-            <w:tcW w:type="dxa" w:w="2520"/>
-            <w:shd w:fill="F8FAFC"/>
-            <w:tcMar>
-              <w:top w:w="100" w:type="dxa"/>
-              <w:bottom w:w="100" w:type="dxa"/>
-              <w:left w:w="140" w:type="dxa"/>
-              <w:right w:w="140" w:type="dxa"/>
-            </w:tcMar>
+            <w:tcW w:type="dxa" w:w="2880"/>
           </w:tcPr>
           <w:p>
-            <w:pPr>
-              <w:spacing w:after="0"/>
-            </w:pPr>
             <w:r>
-              <w:rPr>
-                <w:rFonts w:ascii="Arial" w:hAnsi="Arial"/>
-                <w:b/>
-                <w:color w:val="0F172A"/>
-                <w:sz w:val="17"/>
-              </w:rPr>
-              <w:t>Target Segment:</w:t>
+              <w:t>Step 1: Input</w:t>
             </w:r>
           </w:p>
         </w:tc>
         <w:tc>
           <w:tcPr>
-            <w:tcW w:type="dxa" w:w="2520"/>
-            <w:shd w:fill="FFFFFF"/>
-            <w:tcMar>
-              <w:top w:w="100" w:type="dxa"/>
-              <w:bottom w:w="100" w:type="dxa"/>
-              <w:left w:w="140" w:type="dxa"/>
-              <w:right w:w="140" w:type="dxa"/>
-            </w:tcMar>
+            <w:tcW w:type="dxa" w:w="2880"/>
           </w:tcPr>
           <w:p>
-            <w:pPr>
-              <w:spacing w:after="0"/>
-            </w:pPr>
             <w:r>
-              <w:rPr>
-                <w:rFonts w:ascii="Arial" w:hAnsi="Arial"/>
-                <w:b w:val="0"/>
-                <w:color w:val="334155"/>
-                <w:sz w:val="17"/>
-              </w:rPr>
-              <w:t>Urban Peak-Hour Commuters &amp; Couriers</w:t>
+              <w:t>Geocodes Locations</w:t>
             </w:r>
           </w:p>
         </w:tc>
         <w:tc>
           <w:tcPr>
-            <w:tcW w:type="dxa" w:w="2520"/>
-            <w:shd w:fill="F8FAFC"/>
-            <w:tcMar>
-              <w:top w:w="100" w:type="dxa"/>
-              <w:bottom w:w="100" w:type="dxa"/>
-              <w:left w:w="140" w:type="dxa"/>
-              <w:right w:w="140" w:type="dxa"/>
-            </w:tcMar>
+            <w:tcW w:type="dxa" w:w="2880"/>
           </w:tcPr>
           <w:p>
-            <w:pPr>
-              <w:spacing w:after="0"/>
-            </w:pPr>
             <w:r>
-              <w:rPr>
-                <w:rFonts w:ascii="Arial" w:hAnsi="Arial"/>
-                <w:b/>
-                <w:color w:val="0F172A"/>
-                <w:sz w:val="17"/>
-              </w:rPr>
-              <w:t>Date / Deadline:</w:t>
-            </w:r>
-          </w:p>
-        </w:tc>
-        <w:tc>
-          <w:tcPr>
-            <w:tcW w:type="dxa" w:w="2520"/>
-            <w:shd w:fill="FFFFFF"/>
-            <w:tcMar>
-              <w:top w:w="100" w:type="dxa"/>
-              <w:bottom w:w="100" w:type="dxa"/>
-              <w:left w:w="140" w:type="dxa"/>
-              <w:right w:w="140" w:type="dxa"/>
-            </w:tcMar>
-          </w:tcPr>
-          <w:p>
-            <w:pPr>
-              <w:spacing w:after="0"/>
-            </w:pPr>
-            <w:r>
-              <w:rPr>
-                <w:rFonts w:ascii="Arial" w:hAnsi="Arial"/>
-                <w:b/>
-                <w:color w:val="0F172A"/>
-                <w:sz w:val="17"/>
-              </w:rPr>
-              <w:t>Oct 24, 2026 | 3:30 PM</w:t>
+              <w:t>User enters origin 'Tiruchirappalli' and destination 'Coimbatore'. Geocoding service converts them to GPS coordinates via TomTom (with instant offline fallback).</w:t>
             </w:r>
           </w:p>
         </w:tc>
@@ -257,105 +136,127 @@
       <w:tr>
         <w:tc>
           <w:tcPr>
-            <w:tcW w:type="dxa" w:w="2520"/>
-            <w:shd w:fill="F8FAFC"/>
-            <w:tcMar>
-              <w:top w:w="100" w:type="dxa"/>
-              <w:bottom w:w="100" w:type="dxa"/>
-              <w:left w:w="140" w:type="dxa"/>
-              <w:right w:w="140" w:type="dxa"/>
-            </w:tcMar>
+            <w:tcW w:type="dxa" w:w="2880"/>
           </w:tcPr>
           <w:p>
-            <w:pPr>
-              <w:spacing w:after="0"/>
-            </w:pPr>
             <w:r>
-              <w:rPr>
-                <w:rFonts w:ascii="Arial" w:hAnsi="Arial"/>
-                <w:b/>
-                <w:color w:val="0F172A"/>
-                <w:sz w:val="17"/>
-              </w:rPr>
-              <w:t>Problem Statement:</w:t>
+              <w:t>Step 2: Ingest</w:t>
             </w:r>
           </w:p>
         </w:tc>
         <w:tc>
           <w:tcPr>
-            <w:tcW w:type="dxa" w:w="2520"/>
-            <w:shd w:fill="FFFFFF"/>
-            <w:tcMar>
-              <w:top w:w="100" w:type="dxa"/>
-              <w:bottom w:w="100" w:type="dxa"/>
-              <w:left w:w="140" w:type="dxa"/>
-              <w:right w:w="140" w:type="dxa"/>
-            </w:tcMar>
+            <w:tcW w:type="dxa" w:w="2880"/>
           </w:tcPr>
           <w:p>
-            <w:pPr>
-              <w:spacing w:after="0"/>
-            </w:pPr>
             <w:r>
-              <w:rPr>
-                <w:rFonts w:ascii="Arial" w:hAnsi="Arial"/>
-                <w:b w:val="0"/>
-                <w:color w:val="334155"/>
-                <w:sz w:val="17"/>
-              </w:rPr>
-              <w:t>Commuters waste time at congested junctions without knowing which nearby route is less crowded.</w:t>
+              <w:t>Fetches 3 Paths</w:t>
             </w:r>
           </w:p>
         </w:tc>
         <w:tc>
           <w:tcPr>
-            <w:tcW w:type="dxa" w:w="2520"/>
-            <w:shd w:fill="F8FAFC"/>
-            <w:tcMar>
-              <w:top w:w="100" w:type="dxa"/>
-              <w:bottom w:w="100" w:type="dxa"/>
-              <w:left w:w="140" w:type="dxa"/>
-              <w:right w:w="140" w:type="dxa"/>
-            </w:tcMar>
+            <w:tcW w:type="dxa" w:w="2880"/>
           </w:tcPr>
           <w:p>
-            <w:pPr>
-              <w:spacing w:after="0"/>
-            </w:pPr>
             <w:r>
-              <w:rPr>
-                <w:rFonts w:ascii="Arial" w:hAnsi="Arial"/>
-                <w:b/>
-                <w:color w:val="0F172A"/>
-                <w:sz w:val="17"/>
-              </w:rPr>
-              <w:t>Scope Discipline:</w:t>
+              <w:t>Queries TomTom Routing API for all candidate driving alternatives. Ingests distance (km), baseline free-flow travel time (s), and real-time live traffic congestion delay (s).</w:t>
+            </w:r>
+          </w:p>
+        </w:tc>
+      </w:tr>
+      <w:tr>
+        <w:tc>
+          <w:tcPr>
+            <w:tcW w:type="dxa" w:w="2880"/>
+          </w:tcPr>
+          <w:p>
+            <w:r>
+              <w:t>Step 3: Forecast</w:t>
             </w:r>
           </w:p>
         </w:tc>
         <w:tc>
           <w:tcPr>
-            <w:tcW w:type="dxa" w:w="2520"/>
-            <w:shd w:fill="FFFFFF"/>
-            <w:tcMar>
-              <w:top w:w="100" w:type="dxa"/>
-              <w:bottom w:w="100" w:type="dxa"/>
-              <w:left w:w="140" w:type="dxa"/>
-              <w:right w:w="140" w:type="dxa"/>
-            </w:tcMar>
+            <w:tcW w:type="dxa" w:w="2880"/>
           </w:tcPr>
           <w:p>
-            <w:pPr>
-              <w:spacing w:after="0"/>
-            </w:pPr>
             <w:r>
-              <w:rPr>
-                <w:rFonts w:ascii="Arial" w:hAnsi="Arial"/>
-                <w:b/>
-                <w:color w:val="0F172A"/>
-                <w:sz w:val="17"/>
-              </w:rPr>
-              <w:t>Max 3 Must-Haves (Strict Commitment)</w:t>
+              <w:t>ARIMA ML Prediction</w:t>
+            </w:r>
+          </w:p>
+        </w:tc>
+        <w:tc>
+          <w:tcPr>
+            <w:tcW w:type="dxa" w:w="2880"/>
+          </w:tcPr>
+          <w:p>
+            <w:r>
+              <w:t>Feeds 12-step rolling velocity series into open-source ARIMA (1,0,1) model from GitHub to project speed changes and delay spikes at +15m, +30m, and +45m horizons.</w:t>
+            </w:r>
+          </w:p>
+        </w:tc>
+      </w:tr>
+      <w:tr>
+        <w:tc>
+          <w:tcPr>
+            <w:tcW w:type="dxa" w:w="2880"/>
+          </w:tcPr>
+          <w:p>
+            <w:r>
+              <w:t>Step 4: Score</w:t>
+            </w:r>
+          </w:p>
+        </w:tc>
+        <w:tc>
+          <w:tcPr>
+            <w:tcW w:type="dxa" w:w="2880"/>
+          </w:tcPr>
+          <w:p>
+            <w:r>
+              <w:t>Applies Scoring Formula</w:t>
+            </w:r>
+          </w:p>
+        </w:tc>
+        <w:tc>
+          <w:tcPr>
+            <w:tcW w:type="dxa" w:w="2880"/>
+          </w:tcPr>
+          <w:p>
+            <w:r>
+              <w:t>Applies composite weighting: Score = (50% × Time) + (35% × Traffic Delay) + (15% × Distance). Heavily penalizes stop-and-go junction gridlock and ranks Route #1 as top pick.</w:t>
+            </w:r>
+          </w:p>
+        </w:tc>
+      </w:tr>
+      <w:tr>
+        <w:tc>
+          <w:tcPr>
+            <w:tcW w:type="dxa" w:w="2880"/>
+          </w:tcPr>
+          <w:p>
+            <w:r>
+              <w:t>Step 5: Display</w:t>
+            </w:r>
+          </w:p>
+        </w:tc>
+        <w:tc>
+          <w:tcPr>
+            <w:tcW w:type="dxa" w:w="2880"/>
+          </w:tcPr>
+          <w:p>
+            <w:r>
+              <w:t>Interactive Dashboard</w:t>
+            </w:r>
+          </w:p>
+        </w:tc>
+        <w:tc>
+          <w:tcPr>
+            <w:tcW w:type="dxa" w:w="2880"/>
+          </w:tcPr>
+          <w:p>
+            <w:r>
+              <w:t>Draws color-coded polyline paths on Leaflet map. Displays pitch-black glass route cards, 15-minute ARIMA forecast HUD, and side-by-side comparison matrix with 60s auto-refresh.</w:t>
             </w:r>
           </w:p>
         </w:tc>
@@ -363,93 +264,410 @@
     </w:tbl>
     <w:p>
       <w:pPr>
-        <w:spacing w:after="160"/>
-      </w:pPr>
-    </w:p>
-    <w:p>
-      <w:pPr>
-        <w:keepNext/>
-        <w:spacing w:before="280" w:after="80"/>
+        <w:pStyle w:val="Heading2"/>
       </w:pPr>
       <w:r>
-        <w:rPr>
-          <w:rFonts w:ascii="Arial" w:hAnsi="Arial"/>
-          <w:b/>
-          <w:color w:val="1E3A8A"/>
-          <w:sz w:val="28"/>
-        </w:rPr>
-        <w:t>1. Executive Summary &amp; Alignment to MRD</w:t>
-      </w:r>
-    </w:p>
-    <w:p>
-      <w:pPr>
-        <w:spacing w:after="160"/>
-      </w:pPr>
-      <w:r>
-        <w:t>RouteWise is an AI-powered traffic advisory system engineered to resolve junction-level traffic bottlenecks in dense Tier-2 urban corridors (Tiruchirappalli, Coimbatore, Madurai). Unlike legacy navigation platforms that route all drivers along identical high-capacity arteries—inadvertently compounding junction gridlock—RouteWise provides junction-level micro-telemetry, multi-criteria alternative route ranking, and plain-English cross-route explainability. This PRD defines the specifications for Gate 3, strictly committing to a maximum of 3 Must-Have features to guarantee a robust, end-to-end working demo by the 3:30 PM deadline.</w:t>
-      </w:r>
-    </w:p>
-    <w:p>
-      <w:pPr>
-        <w:keepNext/>
-        <w:spacing w:before="280" w:after="80"/>
-      </w:pPr>
-      <w:r>
-        <w:rPr>
-          <w:rFonts w:ascii="Arial" w:hAnsi="Arial"/>
-          <w:b/>
-          <w:color w:val="1E3A8A"/>
-          <w:sz w:val="28"/>
-        </w:rPr>
-        <w:t>2. MoSCoW Feature Prioritization</w:t>
+        <w:t>2. Core Functional Requirements (What We Built)</w:t>
       </w:r>
     </w:p>
     <w:tbl>
       <w:tblPr>
+        <w:tblStyle w:val="TableGrid"/>
         <w:tblW w:type="auto" w:w="0"/>
-        <w:jc w:val="center"/>
         <w:tblLook w:firstColumn="1" w:firstRow="1" w:lastColumn="0" w:lastRow="0" w:noHBand="0" w:noVBand="1" w:val="04A0"/>
       </w:tblPr>
       <w:tblGrid>
-        <w:gridCol w:w="10080"/>
+        <w:gridCol w:w="2160"/>
+        <w:gridCol w:w="2160"/>
+        <w:gridCol w:w="2160"/>
+        <w:gridCol w:w="2160"/>
       </w:tblGrid>
       <w:tr>
         <w:tc>
           <w:tcPr>
-            <w:tcW w:type="dxa" w:w="10080"/>
-            <w:shd w:fill="FEF2F2"/>
-            <w:tcMar>
-              <w:top w:w="140" w:type="dxa"/>
-              <w:bottom w:w="140" w:type="dxa"/>
-              <w:left w:w="180" w:type="dxa"/>
-              <w:right w:w="180" w:type="dxa"/>
-            </w:tcMar>
+            <w:tcW w:type="dxa" w:w="2160"/>
           </w:tcPr>
           <w:p>
             <w:r>
               <w:rPr>
-                <w:rFonts w:ascii="Arial" w:hAnsi="Arial"/>
                 <w:b/>
-                <w:color w:val="B91C1C"/>
-                <w:sz w:val="19"/>
               </w:rPr>
-              <w:t>CORE MANDATE: MAXIMUM 3 MUST-HAVES (GATE 3 SCOPE DISCIPLINE)</w:t>
-              <w:br/>
+              <w:t>Feature ID</w:t>
             </w:r>
+          </w:p>
+        </w:tc>
+        <w:tc>
+          <w:tcPr>
+            <w:tcW w:type="dxa" w:w="2160"/>
+          </w:tcPr>
+          <w:p>
             <w:r>
               <w:rPr>
-                <w:rFonts w:ascii="Arial" w:hAnsi="Arial"/>
-                <w:i/>
-                <w:color w:val="1E293B"/>
-                <w:sz w:val="17"/>
+                <w:b/>
               </w:rPr>
-              <w:t>1. Feature 1 (F1): Real-Time Junction Alternative Discovery &amp; Live Flow Telemetry - Queries multi-path routing candidates around congested junctions with live TomTom speed, free-flow baseline, delay (sec), and distance. Backed by synthetic fallback.</w:t>
-              <w:br/>
-              <w:br/>
-              <w:t>2. Feature 2 (F2): Multi-Criteria Heuristic Ranking Engine - Evaluates routes holistically using penalty score: Time + (Delay * 1.5) + (Distance * 0.05). Sorts routes into 'Fastest &amp; Smoothest', 'Secondary Alternative', and 'Avoid - Bottleneck Trap'.</w:t>
-              <w:br/>
-              <w:br/>
-              <w:t>3. Feature 3 (F3): Transparent Cross-Route Comparative Explanation Box &amp; Metric Matrix - Computes pairwise trade-off deltas across all alternative routes. Displays visual badges ('Saves 12m delay'), comparative sentences ('Why this route?'), and side-by-side metric tables.</w:t>
+              <w:t>Module Name</w:t>
+            </w:r>
+          </w:p>
+        </w:tc>
+        <w:tc>
+          <w:tcPr>
+            <w:tcW w:type="dxa" w:w="2160"/>
+          </w:tcPr>
+          <w:p>
+            <w:r>
+              <w:rPr>
+                <w:b/>
+              </w:rPr>
+              <w:t>What It Does (Simple English)</w:t>
+            </w:r>
+          </w:p>
+        </w:tc>
+        <w:tc>
+          <w:tcPr>
+            <w:tcW w:type="dxa" w:w="2160"/>
+          </w:tcPr>
+          <w:p>
+            <w:r>
+              <w:rPr>
+                <w:b/>
+              </w:rPr>
+              <w:t>Status</w:t>
+            </w:r>
+          </w:p>
+        </w:tc>
+      </w:tr>
+      <w:tr>
+        <w:tc>
+          <w:tcPr>
+            <w:tcW w:type="dxa" w:w="2160"/>
+          </w:tcPr>
+          <w:p>
+            <w:r>
+              <w:t>FR-1</w:t>
+            </w:r>
+          </w:p>
+        </w:tc>
+        <w:tc>
+          <w:tcPr>
+            <w:tcW w:type="dxa" w:w="2160"/>
+          </w:tcPr>
+          <w:p>
+            <w:r>
+              <w:t>Smart Geocoder</w:t>
+            </w:r>
+          </w:p>
+        </w:tc>
+        <w:tc>
+          <w:tcPr>
+            <w:tcW w:type="dxa" w:w="2160"/>
+          </w:tcPr>
+          <w:p>
+            <w:r>
+              <w:t>Converts plain text city/street names to coordinates. If internet or API fails, instantly switches to offline dictionary so demo never crashes.</w:t>
+            </w:r>
+          </w:p>
+        </w:tc>
+        <w:tc>
+          <w:tcPr>
+            <w:tcW w:type="dxa" w:w="2160"/>
+          </w:tcPr>
+          <w:p>
+            <w:r>
+              <w:t>Complete</w:t>
+            </w:r>
+          </w:p>
+        </w:tc>
+      </w:tr>
+      <w:tr>
+        <w:tc>
+          <w:tcPr>
+            <w:tcW w:type="dxa" w:w="2160"/>
+          </w:tcPr>
+          <w:p>
+            <w:r>
+              <w:t>FR-2</w:t>
+            </w:r>
+          </w:p>
+        </w:tc>
+        <w:tc>
+          <w:tcPr>
+            <w:tcW w:type="dxa" w:w="2160"/>
+          </w:tcPr>
+          <w:p>
+            <w:r>
+              <w:t>Multi-Route Fetcher</w:t>
+            </w:r>
+          </w:p>
+        </w:tc>
+        <w:tc>
+          <w:tcPr>
+            <w:tcW w:type="dxa" w:w="2160"/>
+          </w:tcPr>
+          <w:p>
+            <w:r>
+              <w:t>Requests candidate driving routes from TomTom Routing API with real-time live traffic delay metrics and polyline geometry.</w:t>
+            </w:r>
+          </w:p>
+        </w:tc>
+        <w:tc>
+          <w:tcPr>
+            <w:tcW w:type="dxa" w:w="2160"/>
+          </w:tcPr>
+          <w:p>
+            <w:r>
+              <w:t>Complete</w:t>
+            </w:r>
+          </w:p>
+        </w:tc>
+      </w:tr>
+      <w:tr>
+        <w:tc>
+          <w:tcPr>
+            <w:tcW w:type="dxa" w:w="2160"/>
+          </w:tcPr>
+          <w:p>
+            <w:r>
+              <w:t>FR-3</w:t>
+            </w:r>
+          </w:p>
+        </w:tc>
+        <w:tc>
+          <w:tcPr>
+            <w:tcW w:type="dxa" w:w="2160"/>
+          </w:tcPr>
+          <w:p>
+            <w:r>
+              <w:t>ARIMA Traffic Forecast</w:t>
+            </w:r>
+          </w:p>
+        </w:tc>
+        <w:tc>
+          <w:tcPr>
+            <w:tcW w:type="dxa" w:w="2160"/>
+          </w:tcPr>
+          <w:p>
+            <w:r>
+              <w:t>Integrates public open-source zemlyansky/arima WebAssembly ML model from GitHub to project speed and transit delay over 15m, 30m, and 45m horizons.</w:t>
+            </w:r>
+          </w:p>
+        </w:tc>
+        <w:tc>
+          <w:tcPr>
+            <w:tcW w:type="dxa" w:w="2160"/>
+          </w:tcPr>
+          <w:p>
+            <w:r>
+              <w:t>Complete</w:t>
+            </w:r>
+          </w:p>
+        </w:tc>
+      </w:tr>
+      <w:tr>
+        <w:tc>
+          <w:tcPr>
+            <w:tcW w:type="dxa" w:w="2160"/>
+          </w:tcPr>
+          <w:p>
+            <w:r>
+              <w:t>FR-4</w:t>
+            </w:r>
+          </w:p>
+        </w:tc>
+        <w:tc>
+          <w:tcPr>
+            <w:tcW w:type="dxa" w:w="2160"/>
+          </w:tcPr>
+          <w:p>
+            <w:r>
+              <w:t>Weighted Scoring Engine</w:t>
+            </w:r>
+          </w:p>
+        </w:tc>
+        <w:tc>
+          <w:tcPr>
+            <w:tcW w:type="dxa" w:w="2160"/>
+          </w:tcPr>
+          <w:p>
+            <w:r>
+              <w:t>Ranks routes mathematically based on Time, Delay Penalty, and Distance. The route with the highest overall score (0-100) is recommended as #1.</w:t>
+            </w:r>
+          </w:p>
+        </w:tc>
+        <w:tc>
+          <w:tcPr>
+            <w:tcW w:type="dxa" w:w="2160"/>
+          </w:tcPr>
+          <w:p>
+            <w:r>
+              <w:t>Complete</w:t>
+            </w:r>
+          </w:p>
+        </w:tc>
+      </w:tr>
+      <w:tr>
+        <w:tc>
+          <w:tcPr>
+            <w:tcW w:type="dxa" w:w="2160"/>
+          </w:tcPr>
+          <w:p>
+            <w:r>
+              <w:t>FR-5</w:t>
+            </w:r>
+          </w:p>
+        </w:tc>
+        <w:tc>
+          <w:tcPr>
+            <w:tcW w:type="dxa" w:w="2160"/>
+          </w:tcPr>
+          <w:p>
+            <w:r>
+              <w:t>Explainable Comparison</w:t>
+            </w:r>
+          </w:p>
+        </w:tc>
+        <w:tc>
+          <w:tcPr>
+            <w:tcW w:type="dxa" w:w="2160"/>
+          </w:tcPr>
+          <w:p>
+            <w:r>
+              <w:t>Generates human-readable trade-off reasons (e.g. 'Saves 14m travel time &amp; 37.1 km shorter vs Alt #2') and a full side-by-side comparison matrix.</w:t>
+            </w:r>
+          </w:p>
+        </w:tc>
+        <w:tc>
+          <w:tcPr>
+            <w:tcW w:type="dxa" w:w="2160"/>
+          </w:tcPr>
+          <w:p>
+            <w:r>
+              <w:t>Complete</w:t>
+            </w:r>
+          </w:p>
+        </w:tc>
+      </w:tr>
+      <w:tr>
+        <w:tc>
+          <w:tcPr>
+            <w:tcW w:type="dxa" w:w="2160"/>
+          </w:tcPr>
+          <w:p>
+            <w:r>
+              <w:t>FR-6</w:t>
+            </w:r>
+          </w:p>
+        </w:tc>
+        <w:tc>
+          <w:tcPr>
+            <w:tcW w:type="dxa" w:w="2160"/>
+          </w:tcPr>
+          <w:p>
+            <w:r>
+              <w:t>API Key Security</w:t>
+            </w:r>
+          </w:p>
+        </w:tc>
+        <w:tc>
+          <w:tcPr>
+            <w:tcW w:type="dxa" w:w="2160"/>
+          </w:tcPr>
+          <w:p>
+            <w:r>
+              <w:t>Requires X-API-Key header. Keys are cryptographically hashed using SHA-256 with rate-limiting (100 req/min).</w:t>
+            </w:r>
+          </w:p>
+        </w:tc>
+        <w:tc>
+          <w:tcPr>
+            <w:tcW w:type="dxa" w:w="2160"/>
+          </w:tcPr>
+          <w:p>
+            <w:r>
+              <w:t>Complete</w:t>
+            </w:r>
+          </w:p>
+        </w:tc>
+      </w:tr>
+      <w:tr>
+        <w:tc>
+          <w:tcPr>
+            <w:tcW w:type="dxa" w:w="2160"/>
+          </w:tcPr>
+          <w:p>
+            <w:r>
+              <w:t>FR-7</w:t>
+            </w:r>
+          </w:p>
+        </w:tc>
+        <w:tc>
+          <w:tcPr>
+            <w:tcW w:type="dxa" w:w="2160"/>
+          </w:tcPr>
+          <w:p>
+            <w:r>
+              <w:t>Leaflet Map Dashboard</w:t>
+            </w:r>
+          </w:p>
+        </w:tc>
+        <w:tc>
+          <w:tcPr>
+            <w:tcW w:type="dxa" w:w="2160"/>
+          </w:tcPr>
+          <w:p>
+            <w:r>
+              <w:t>Interactive React 18 map showing colored polylines, start/end pins, route summary cards, and quick city preset buttons (Trichy, Salem, Chennai).</w:t>
+            </w:r>
+          </w:p>
+        </w:tc>
+        <w:tc>
+          <w:tcPr>
+            <w:tcW w:type="dxa" w:w="2160"/>
+          </w:tcPr>
+          <w:p>
+            <w:r>
+              <w:t>Complete</w:t>
+            </w:r>
+          </w:p>
+        </w:tc>
+      </w:tr>
+      <w:tr>
+        <w:tc>
+          <w:tcPr>
+            <w:tcW w:type="dxa" w:w="2160"/>
+          </w:tcPr>
+          <w:p>
+            <w:r>
+              <w:t>FR-8</w:t>
+            </w:r>
+          </w:p>
+        </w:tc>
+        <w:tc>
+          <w:tcPr>
+            <w:tcW w:type="dxa" w:w="2160"/>
+          </w:tcPr>
+          <w:p>
+            <w:r>
+              <w:t>Live Auto-Refresh (60s)</w:t>
+            </w:r>
+          </w:p>
+        </w:tc>
+        <w:tc>
+          <w:tcPr>
+            <w:tcW w:type="dxa" w:w="2160"/>
+          </w:tcPr>
+          <w:p>
+            <w:r>
+              <w:t>A visual 60-second countdown timer that automatically refreshes delay metrics and re-evaluates ranking without reloading the page.</w:t>
+            </w:r>
+          </w:p>
+        </w:tc>
+        <w:tc>
+          <w:tcPr>
+            <w:tcW w:type="dxa" w:w="2160"/>
+          </w:tcPr>
+          <w:p>
+            <w:r>
+              <w:t>Complete</w:t>
             </w:r>
           </w:p>
         </w:tc>
@@ -457,2045 +675,62 @@
     </w:tbl>
     <w:p>
       <w:pPr>
-        <w:spacing w:after="160"/>
+        <w:pStyle w:val="Heading2"/>
       </w:pPr>
-    </w:p>
-    <w:tbl>
-      <w:tblPr>
-        <w:tblW w:type="auto" w:w="0"/>
-        <w:jc w:val="center"/>
-        <w:tblLook w:firstColumn="1" w:firstRow="1" w:lastColumn="0" w:lastRow="0" w:noHBand="0" w:noVBand="1" w:val="04A0"/>
-      </w:tblPr>
-      <w:tblGrid>
-        <w:gridCol w:w="2520"/>
-        <w:gridCol w:w="2520"/>
-        <w:gridCol w:w="2520"/>
-        <w:gridCol w:w="2520"/>
-      </w:tblGrid>
-      <w:tr>
-        <w:tc>
-          <w:tcPr>
-            <w:tcW w:type="dxa" w:w="2520"/>
-            <w:shd w:fill="0F172A"/>
-            <w:tcMar>
-              <w:top w:w="100" w:type="dxa"/>
-              <w:bottom w:w="100" w:type="dxa"/>
-              <w:left w:w="120" w:type="dxa"/>
-              <w:right w:w="120" w:type="dxa"/>
-            </w:tcMar>
-          </w:tcPr>
-          <w:p>
-            <w:r>
-              <w:rPr>
-                <w:rFonts w:ascii="Arial" w:hAnsi="Arial"/>
-                <w:b/>
-                <w:color w:val="FFFFFF"/>
-                <w:sz w:val="16"/>
-              </w:rPr>
-              <w:t>Priority</w:t>
-            </w:r>
-          </w:p>
-        </w:tc>
-        <w:tc>
-          <w:tcPr>
-            <w:tcW w:type="dxa" w:w="2520"/>
-            <w:shd w:fill="0F172A"/>
-            <w:tcMar>
-              <w:top w:w="100" w:type="dxa"/>
-              <w:bottom w:w="100" w:type="dxa"/>
-              <w:left w:w="120" w:type="dxa"/>
-              <w:right w:w="120" w:type="dxa"/>
-            </w:tcMar>
-          </w:tcPr>
-          <w:p>
-            <w:r>
-              <w:rPr>
-                <w:rFonts w:ascii="Arial" w:hAnsi="Arial"/>
-                <w:b/>
-                <w:color w:val="FFFFFF"/>
-                <w:sz w:val="16"/>
-              </w:rPr>
-              <w:t>Feature ID &amp; Name</w:t>
-            </w:r>
-          </w:p>
-        </w:tc>
-        <w:tc>
-          <w:tcPr>
-            <w:tcW w:type="dxa" w:w="2520"/>
-            <w:shd w:fill="0F172A"/>
-            <w:tcMar>
-              <w:top w:w="100" w:type="dxa"/>
-              <w:bottom w:w="100" w:type="dxa"/>
-              <w:left w:w="120" w:type="dxa"/>
-              <w:right w:w="120" w:type="dxa"/>
-            </w:tcMar>
-          </w:tcPr>
-          <w:p>
-            <w:r>
-              <w:rPr>
-                <w:rFonts w:ascii="Arial" w:hAnsi="Arial"/>
-                <w:b/>
-                <w:color w:val="FFFFFF"/>
-                <w:sz w:val="16"/>
-              </w:rPr>
-              <w:t>Summary &amp; Technical Capability</w:t>
-            </w:r>
-          </w:p>
-        </w:tc>
-        <w:tc>
-          <w:tcPr>
-            <w:tcW w:type="dxa" w:w="2520"/>
-            <w:shd w:fill="0F172A"/>
-            <w:tcMar>
-              <w:top w:w="100" w:type="dxa"/>
-              <w:bottom w:w="100" w:type="dxa"/>
-              <w:left w:w="120" w:type="dxa"/>
-              <w:right w:w="120" w:type="dxa"/>
-            </w:tcMar>
-          </w:tcPr>
-          <w:p>
-            <w:r>
-              <w:rPr>
-                <w:rFonts w:ascii="Arial" w:hAnsi="Arial"/>
-                <w:b/>
-                <w:color w:val="FFFFFF"/>
-                <w:sz w:val="16"/>
-              </w:rPr>
-              <w:t>Demo Dependency</w:t>
-            </w:r>
-          </w:p>
-        </w:tc>
-      </w:tr>
-      <w:tr>
-        <w:tc>
-          <w:tcPr>
-            <w:tcW w:type="dxa" w:w="2520"/>
-            <w:shd w:fill="FFFFFF"/>
-            <w:tcMar>
-              <w:top w:w="80" w:type="dxa"/>
-              <w:bottom w:w="80" w:type="dxa"/>
-              <w:left w:w="120" w:type="dxa"/>
-              <w:right w:w="120" w:type="dxa"/>
-            </w:tcMar>
-          </w:tcPr>
-          <w:p>
-            <w:r>
-              <w:rPr>
-                <w:rFonts w:ascii="Arial" w:hAnsi="Arial"/>
-                <w:b/>
-                <w:color w:val="B91C1C"/>
-                <w:sz w:val="15"/>
-              </w:rPr>
-              <w:t>MUST-HAVE</w:t>
-            </w:r>
-          </w:p>
-        </w:tc>
-        <w:tc>
-          <w:tcPr>
-            <w:tcW w:type="dxa" w:w="2520"/>
-            <w:shd w:fill="FFFFFF"/>
-            <w:tcMar>
-              <w:top w:w="80" w:type="dxa"/>
-              <w:bottom w:w="80" w:type="dxa"/>
-              <w:left w:w="120" w:type="dxa"/>
-              <w:right w:w="120" w:type="dxa"/>
-            </w:tcMar>
-          </w:tcPr>
-          <w:p>
-            <w:r>
-              <w:rPr>
-                <w:rFonts w:ascii="Arial" w:hAnsi="Arial"/>
-                <w:sz w:val="15"/>
-              </w:rPr>
-              <w:t>F1: Junction Alternative Discovery</w:t>
-            </w:r>
-          </w:p>
-        </w:tc>
-        <w:tc>
-          <w:tcPr>
-            <w:tcW w:type="dxa" w:w="2520"/>
-            <w:shd w:fill="FFFFFF"/>
-            <w:tcMar>
-              <w:top w:w="80" w:type="dxa"/>
-              <w:bottom w:w="80" w:type="dxa"/>
-              <w:left w:w="120" w:type="dxa"/>
-              <w:right w:w="120" w:type="dxa"/>
-            </w:tcMar>
-          </w:tcPr>
-          <w:p>
-            <w:r>
-              <w:rPr>
-                <w:rFonts w:ascii="Arial" w:hAnsi="Arial"/>
-                <w:sz w:val="15"/>
-              </w:rPr>
-              <w:t>Queries live TomTom routing / fallback simulator for multi-path trajectories and bottleneck delay.</w:t>
-            </w:r>
-          </w:p>
-        </w:tc>
-        <w:tc>
-          <w:tcPr>
-            <w:tcW w:type="dxa" w:w="2520"/>
-            <w:shd w:fill="FFFFFF"/>
-            <w:tcMar>
-              <w:top w:w="80" w:type="dxa"/>
-              <w:bottom w:w="80" w:type="dxa"/>
-              <w:left w:w="120" w:type="dxa"/>
-              <w:right w:w="120" w:type="dxa"/>
-            </w:tcMar>
-          </w:tcPr>
-          <w:p>
-            <w:r>
-              <w:rPr>
-                <w:rFonts w:ascii="Arial" w:hAnsi="Arial"/>
-                <w:sz w:val="15"/>
-              </w:rPr>
-              <w:t>CRITICAL: Without routes &amp; telemetry, no advisory can exist.</w:t>
-            </w:r>
-          </w:p>
-        </w:tc>
-      </w:tr>
-      <w:tr>
-        <w:tc>
-          <w:tcPr>
-            <w:tcW w:type="dxa" w:w="2520"/>
-            <w:shd w:fill="F8FAFC"/>
-            <w:tcMar>
-              <w:top w:w="80" w:type="dxa"/>
-              <w:bottom w:w="80" w:type="dxa"/>
-              <w:left w:w="120" w:type="dxa"/>
-              <w:right w:w="120" w:type="dxa"/>
-            </w:tcMar>
-          </w:tcPr>
-          <w:p>
-            <w:r>
-              <w:rPr>
-                <w:rFonts w:ascii="Arial" w:hAnsi="Arial"/>
-                <w:b/>
-                <w:color w:val="B91C1C"/>
-                <w:sz w:val="15"/>
-              </w:rPr>
-              <w:t>MUST-HAVE</w:t>
-            </w:r>
-          </w:p>
-        </w:tc>
-        <w:tc>
-          <w:tcPr>
-            <w:tcW w:type="dxa" w:w="2520"/>
-            <w:shd w:fill="F8FAFC"/>
-            <w:tcMar>
-              <w:top w:w="80" w:type="dxa"/>
-              <w:bottom w:w="80" w:type="dxa"/>
-              <w:left w:w="120" w:type="dxa"/>
-              <w:right w:w="120" w:type="dxa"/>
-            </w:tcMar>
-          </w:tcPr>
-          <w:p>
-            <w:r>
-              <w:rPr>
-                <w:rFonts w:ascii="Arial" w:hAnsi="Arial"/>
-                <w:sz w:val="15"/>
-              </w:rPr>
-              <w:t>F2: Multi-Criteria Ranking</w:t>
-            </w:r>
-          </w:p>
-        </w:tc>
-        <w:tc>
-          <w:tcPr>
-            <w:tcW w:type="dxa" w:w="2520"/>
-            <w:shd w:fill="F8FAFC"/>
-            <w:tcMar>
-              <w:top w:w="80" w:type="dxa"/>
-              <w:bottom w:w="80" w:type="dxa"/>
-              <w:left w:w="120" w:type="dxa"/>
-              <w:right w:w="120" w:type="dxa"/>
-            </w:tcMar>
-          </w:tcPr>
-          <w:p>
-            <w:r>
-              <w:rPr>
-                <w:rFonts w:ascii="Arial" w:hAnsi="Arial"/>
-                <w:sz w:val="15"/>
-              </w:rPr>
-              <w:t>Balances travel duration, bottleneck delay multiplier, and distance friction.</w:t>
-            </w:r>
-          </w:p>
-        </w:tc>
-        <w:tc>
-          <w:tcPr>
-            <w:tcW w:type="dxa" w:w="2520"/>
-            <w:shd w:fill="F8FAFC"/>
-            <w:tcMar>
-              <w:top w:w="80" w:type="dxa"/>
-              <w:bottom w:w="80" w:type="dxa"/>
-              <w:left w:w="120" w:type="dxa"/>
-              <w:right w:w="120" w:type="dxa"/>
-            </w:tcMar>
-          </w:tcPr>
-          <w:p>
-            <w:r>
-              <w:rPr>
-                <w:rFonts w:ascii="Arial" w:hAnsi="Arial"/>
-                <w:sz w:val="15"/>
-              </w:rPr>
-              <w:t>CRITICAL: Determines which route is objectively superior.</w:t>
-            </w:r>
-          </w:p>
-        </w:tc>
-      </w:tr>
-      <w:tr>
-        <w:tc>
-          <w:tcPr>
-            <w:tcW w:type="dxa" w:w="2520"/>
-            <w:shd w:fill="FFFFFF"/>
-            <w:tcMar>
-              <w:top w:w="80" w:type="dxa"/>
-              <w:bottom w:w="80" w:type="dxa"/>
-              <w:left w:w="120" w:type="dxa"/>
-              <w:right w:w="120" w:type="dxa"/>
-            </w:tcMar>
-          </w:tcPr>
-          <w:p>
-            <w:r>
-              <w:rPr>
-                <w:rFonts w:ascii="Arial" w:hAnsi="Arial"/>
-                <w:b/>
-                <w:color w:val="B91C1C"/>
-                <w:sz w:val="15"/>
-              </w:rPr>
-              <w:t>MUST-HAVE</w:t>
-            </w:r>
-          </w:p>
-        </w:tc>
-        <w:tc>
-          <w:tcPr>
-            <w:tcW w:type="dxa" w:w="2520"/>
-            <w:shd w:fill="FFFFFF"/>
-            <w:tcMar>
-              <w:top w:w="80" w:type="dxa"/>
-              <w:bottom w:w="80" w:type="dxa"/>
-              <w:left w:w="120" w:type="dxa"/>
-              <w:right w:w="120" w:type="dxa"/>
-            </w:tcMar>
-          </w:tcPr>
-          <w:p>
-            <w:r>
-              <w:rPr>
-                <w:rFonts w:ascii="Arial" w:hAnsi="Arial"/>
-                <w:sz w:val="15"/>
-              </w:rPr>
-              <w:t>F3: Comparative Explanation Box</w:t>
-            </w:r>
-          </w:p>
-        </w:tc>
-        <w:tc>
-          <w:tcPr>
-            <w:tcW w:type="dxa" w:w="2520"/>
-            <w:shd w:fill="FFFFFF"/>
-            <w:tcMar>
-              <w:top w:w="80" w:type="dxa"/>
-              <w:bottom w:w="80" w:type="dxa"/>
-              <w:left w:w="120" w:type="dxa"/>
-              <w:right w:w="120" w:type="dxa"/>
-            </w:tcMar>
-          </w:tcPr>
-          <w:p>
-            <w:r>
-              <w:rPr>
-                <w:rFonts w:ascii="Arial" w:hAnsi="Arial"/>
-                <w:sz w:val="15"/>
-              </w:rPr>
-              <w:t>Generates plain-English comparison cards, badges, and cross-route delta matrix.</w:t>
-            </w:r>
-          </w:p>
-        </w:tc>
-        <w:tc>
-          <w:tcPr>
-            <w:tcW w:type="dxa" w:w="2520"/>
-            <w:shd w:fill="FFFFFF"/>
-            <w:tcMar>
-              <w:top w:w="80" w:type="dxa"/>
-              <w:bottom w:w="80" w:type="dxa"/>
-              <w:left w:w="120" w:type="dxa"/>
-              <w:right w:w="120" w:type="dxa"/>
-            </w:tcMar>
-          </w:tcPr>
-          <w:p>
-            <w:r>
-              <w:rPr>
-                <w:rFonts w:ascii="Arial" w:hAnsi="Arial"/>
-                <w:sz w:val="15"/>
-              </w:rPr>
-              <w:t>CRITICAL: Directly fulfills user trust &amp; requirement #1.</w:t>
-            </w:r>
-          </w:p>
-        </w:tc>
-      </w:tr>
-      <w:tr>
-        <w:tc>
-          <w:tcPr>
-            <w:tcW w:type="dxa" w:w="2520"/>
-            <w:shd w:fill="F8FAFC"/>
-            <w:tcMar>
-              <w:top w:w="80" w:type="dxa"/>
-              <w:bottom w:w="80" w:type="dxa"/>
-              <w:left w:w="120" w:type="dxa"/>
-              <w:right w:w="120" w:type="dxa"/>
-            </w:tcMar>
-          </w:tcPr>
-          <w:p>
-            <w:r>
-              <w:rPr>
-                <w:rFonts w:ascii="Arial" w:hAnsi="Arial"/>
-                <w:b/>
-                <w:color w:val="0369A1"/>
-                <w:sz w:val="15"/>
-              </w:rPr>
-              <w:t>SHOULD-HAVE</w:t>
-            </w:r>
-          </w:p>
-        </w:tc>
-        <w:tc>
-          <w:tcPr>
-            <w:tcW w:type="dxa" w:w="2520"/>
-            <w:shd w:fill="F8FAFC"/>
-            <w:tcMar>
-              <w:top w:w="80" w:type="dxa"/>
-              <w:bottom w:w="80" w:type="dxa"/>
-              <w:left w:w="120" w:type="dxa"/>
-              <w:right w:w="120" w:type="dxa"/>
-            </w:tcMar>
-          </w:tcPr>
-          <w:p>
-            <w:r>
-              <w:rPr>
-                <w:rFonts w:ascii="Arial" w:hAnsi="Arial"/>
-                <w:sz w:val="15"/>
-              </w:rPr>
-              <w:t>F4: 15-Min Predictive Trend</w:t>
-            </w:r>
-          </w:p>
-        </w:tc>
-        <w:tc>
-          <w:tcPr>
-            <w:tcW w:type="dxa" w:w="2520"/>
-            <w:shd w:fill="F8FAFC"/>
-            <w:tcMar>
-              <w:top w:w="80" w:type="dxa"/>
-              <w:bottom w:w="80" w:type="dxa"/>
-              <w:left w:w="120" w:type="dxa"/>
-              <w:right w:w="120" w:type="dxa"/>
-            </w:tcMar>
-          </w:tcPr>
-          <w:p>
-            <w:r>
-              <w:rPr>
-                <w:rFonts w:ascii="Arial" w:hAnsi="Arial"/>
-                <w:sz w:val="15"/>
-              </w:rPr>
-              <w:t>Time-of-day decay sparkline showing anticipated congestion trend.</w:t>
-            </w:r>
-          </w:p>
-        </w:tc>
-        <w:tc>
-          <w:tcPr>
-            <w:tcW w:type="dxa" w:w="2520"/>
-            <w:shd w:fill="F8FAFC"/>
-            <w:tcMar>
-              <w:top w:w="80" w:type="dxa"/>
-              <w:bottom w:w="80" w:type="dxa"/>
-              <w:left w:w="120" w:type="dxa"/>
-              <w:right w:w="120" w:type="dxa"/>
-            </w:tcMar>
-          </w:tcPr>
-          <w:p>
-            <w:r>
-              <w:rPr>
-                <w:rFonts w:ascii="Arial" w:hAnsi="Arial"/>
-                <w:sz w:val="15"/>
-              </w:rPr>
-              <w:t>NON-BLOCKING: Demo works with current telemetry.</w:t>
-            </w:r>
-          </w:p>
-        </w:tc>
-      </w:tr>
-      <w:tr>
-        <w:tc>
-          <w:tcPr>
-            <w:tcW w:type="dxa" w:w="2520"/>
-            <w:shd w:fill="FFFFFF"/>
-            <w:tcMar>
-              <w:top w:w="80" w:type="dxa"/>
-              <w:bottom w:w="80" w:type="dxa"/>
-              <w:left w:w="120" w:type="dxa"/>
-              <w:right w:w="120" w:type="dxa"/>
-            </w:tcMar>
-          </w:tcPr>
-          <w:p>
-            <w:r>
-              <w:rPr>
-                <w:rFonts w:ascii="Arial" w:hAnsi="Arial"/>
-                <w:b/>
-                <w:color w:val="0369A1"/>
-                <w:sz w:val="15"/>
-              </w:rPr>
-              <w:t>SHOULD-HAVE</w:t>
-            </w:r>
-          </w:p>
-        </w:tc>
-        <w:tc>
-          <w:tcPr>
-            <w:tcW w:type="dxa" w:w="2520"/>
-            <w:shd w:fill="FFFFFF"/>
-            <w:tcMar>
-              <w:top w:w="80" w:type="dxa"/>
-              <w:bottom w:w="80" w:type="dxa"/>
-              <w:left w:w="120" w:type="dxa"/>
-              <w:right w:w="120" w:type="dxa"/>
-            </w:tcMar>
-          </w:tcPr>
-          <w:p>
-            <w:r>
-              <w:rPr>
-                <w:rFonts w:ascii="Arial" w:hAnsi="Arial"/>
-                <w:sz w:val="15"/>
-              </w:rPr>
-              <w:t>F5: Preference Weight Sliders</w:t>
-            </w:r>
-          </w:p>
-        </w:tc>
-        <w:tc>
-          <w:tcPr>
-            <w:tcW w:type="dxa" w:w="2520"/>
-            <w:shd w:fill="FFFFFF"/>
-            <w:tcMar>
-              <w:top w:w="80" w:type="dxa"/>
-              <w:bottom w:w="80" w:type="dxa"/>
-              <w:left w:w="120" w:type="dxa"/>
-              <w:right w:w="120" w:type="dxa"/>
-            </w:tcMar>
-          </w:tcPr>
-          <w:p>
-            <w:r>
-              <w:rPr>
-                <w:rFonts w:ascii="Arial" w:hAnsi="Arial"/>
-                <w:sz w:val="15"/>
-              </w:rPr>
-              <w:t>Interactive sliders allowing user to adjust Time vs Fuel vs Choke-Point weights.</w:t>
-            </w:r>
-          </w:p>
-        </w:tc>
-        <w:tc>
-          <w:tcPr>
-            <w:tcW w:type="dxa" w:w="2520"/>
-            <w:shd w:fill="FFFFFF"/>
-            <w:tcMar>
-              <w:top w:w="80" w:type="dxa"/>
-              <w:bottom w:w="80" w:type="dxa"/>
-              <w:left w:w="120" w:type="dxa"/>
-              <w:right w:w="120" w:type="dxa"/>
-            </w:tcMar>
-          </w:tcPr>
-          <w:p>
-            <w:r>
-              <w:rPr>
-                <w:rFonts w:ascii="Arial" w:hAnsi="Arial"/>
-                <w:sz w:val="15"/>
-              </w:rPr>
-              <w:t>NON-BLOCKING: Default balanced profile suffices.</w:t>
-            </w:r>
-          </w:p>
-        </w:tc>
-      </w:tr>
-      <w:tr>
-        <w:tc>
-          <w:tcPr>
-            <w:tcW w:type="dxa" w:w="2520"/>
-            <w:shd w:fill="F8FAFC"/>
-            <w:tcMar>
-              <w:top w:w="80" w:type="dxa"/>
-              <w:bottom w:w="80" w:type="dxa"/>
-              <w:left w:w="120" w:type="dxa"/>
-              <w:right w:w="120" w:type="dxa"/>
-            </w:tcMar>
-          </w:tcPr>
-          <w:p>
-            <w:r>
-              <w:rPr>
-                <w:rFonts w:ascii="Arial" w:hAnsi="Arial"/>
-                <w:b/>
-                <w:color w:val="15803D"/>
-                <w:sz w:val="15"/>
-              </w:rPr>
-              <w:t>COULD-HAVE</w:t>
-            </w:r>
-          </w:p>
-        </w:tc>
-        <w:tc>
-          <w:tcPr>
-            <w:tcW w:type="dxa" w:w="2520"/>
-            <w:shd w:fill="F8FAFC"/>
-            <w:tcMar>
-              <w:top w:w="80" w:type="dxa"/>
-              <w:bottom w:w="80" w:type="dxa"/>
-              <w:left w:w="120" w:type="dxa"/>
-              <w:right w:w="120" w:type="dxa"/>
-            </w:tcMar>
-          </w:tcPr>
-          <w:p>
-            <w:r>
-              <w:rPr>
-                <w:rFonts w:ascii="Arial" w:hAnsi="Arial"/>
-                <w:sz w:val="15"/>
-              </w:rPr>
-              <w:t>F6: Multi-Palette Theme Switcher</w:t>
-            </w:r>
-          </w:p>
-        </w:tc>
-        <w:tc>
-          <w:tcPr>
-            <w:tcW w:type="dxa" w:w="2520"/>
-            <w:shd w:fill="F8FAFC"/>
-            <w:tcMar>
-              <w:top w:w="80" w:type="dxa"/>
-              <w:bottom w:w="80" w:type="dxa"/>
-              <w:left w:w="120" w:type="dxa"/>
-              <w:right w:w="120" w:type="dxa"/>
-            </w:tcMar>
-          </w:tcPr>
-          <w:p>
-            <w:r>
-              <w:rPr>
-                <w:rFonts w:ascii="Arial" w:hAnsi="Arial"/>
-                <w:sz w:val="15"/>
-              </w:rPr>
-              <w:t>Accessible Dark / Cyber Knight / Emerald / Amber theme toggles.</w:t>
-            </w:r>
-          </w:p>
-        </w:tc>
-        <w:tc>
-          <w:tcPr>
-            <w:tcW w:type="dxa" w:w="2520"/>
-            <w:shd w:fill="F8FAFC"/>
-            <w:tcMar>
-              <w:top w:w="80" w:type="dxa"/>
-              <w:bottom w:w="80" w:type="dxa"/>
-              <w:left w:w="120" w:type="dxa"/>
-              <w:right w:w="120" w:type="dxa"/>
-            </w:tcMar>
-          </w:tcPr>
-          <w:p>
-            <w:r>
-              <w:rPr>
-                <w:rFonts w:ascii="Arial" w:hAnsi="Arial"/>
-                <w:sz w:val="15"/>
-              </w:rPr>
-              <w:t>BONUS: Enhances visual polish and WOW factor.</w:t>
-            </w:r>
-          </w:p>
-        </w:tc>
-      </w:tr>
-      <w:tr>
-        <w:tc>
-          <w:tcPr>
-            <w:tcW w:type="dxa" w:w="2520"/>
-            <w:shd w:fill="FFFFFF"/>
-            <w:tcMar>
-              <w:top w:w="80" w:type="dxa"/>
-              <w:bottom w:w="80" w:type="dxa"/>
-              <w:left w:w="120" w:type="dxa"/>
-              <w:right w:w="120" w:type="dxa"/>
-            </w:tcMar>
-          </w:tcPr>
-          <w:p>
-            <w:r>
-              <w:rPr>
-                <w:rFonts w:ascii="Arial" w:hAnsi="Arial"/>
-                <w:b/>
-                <w:color w:val="15803D"/>
-                <w:sz w:val="15"/>
-              </w:rPr>
-              <w:t>COULD-HAVE</w:t>
-            </w:r>
-          </w:p>
-        </w:tc>
-        <w:tc>
-          <w:tcPr>
-            <w:tcW w:type="dxa" w:w="2520"/>
-            <w:shd w:fill="FFFFFF"/>
-            <w:tcMar>
-              <w:top w:w="80" w:type="dxa"/>
-              <w:bottom w:w="80" w:type="dxa"/>
-              <w:left w:w="120" w:type="dxa"/>
-              <w:right w:w="120" w:type="dxa"/>
-            </w:tcMar>
-          </w:tcPr>
-          <w:p>
-            <w:r>
-              <w:rPr>
-                <w:rFonts w:ascii="Arial" w:hAnsi="Arial"/>
-                <w:sz w:val="15"/>
-              </w:rPr>
-              <w:t>F7: Incident &amp; Jam Raster Tiles</w:t>
-            </w:r>
-          </w:p>
-        </w:tc>
-        <w:tc>
-          <w:tcPr>
-            <w:tcW w:type="dxa" w:w="2520"/>
-            <w:shd w:fill="FFFFFF"/>
-            <w:tcMar>
-              <w:top w:w="80" w:type="dxa"/>
-              <w:bottom w:w="80" w:type="dxa"/>
-              <w:left w:w="120" w:type="dxa"/>
-              <w:right w:w="120" w:type="dxa"/>
-            </w:tcMar>
-          </w:tcPr>
-          <w:p>
-            <w:r>
-              <w:rPr>
-                <w:rFonts w:ascii="Arial" w:hAnsi="Arial"/>
-                <w:sz w:val="15"/>
-              </w:rPr>
-              <w:t>Live heatmapped tile layer overlay on Leaflet map.</w:t>
-            </w:r>
-          </w:p>
-        </w:tc>
-        <w:tc>
-          <w:tcPr>
-            <w:tcW w:type="dxa" w:w="2520"/>
-            <w:shd w:fill="FFFFFF"/>
-            <w:tcMar>
-              <w:top w:w="80" w:type="dxa"/>
-              <w:bottom w:w="80" w:type="dxa"/>
-              <w:left w:w="120" w:type="dxa"/>
-              <w:right w:w="120" w:type="dxa"/>
-            </w:tcMar>
-          </w:tcPr>
-          <w:p>
-            <w:r>
-              <w:rPr>
-                <w:rFonts w:ascii="Arial" w:hAnsi="Arial"/>
-                <w:sz w:val="15"/>
-              </w:rPr>
-              <w:t>BONUS: Live visual enrichment.</w:t>
-            </w:r>
-          </w:p>
-        </w:tc>
-      </w:tr>
-      <w:tr>
-        <w:tc>
-          <w:tcPr>
-            <w:tcW w:type="dxa" w:w="2520"/>
-            <w:shd w:fill="F8FAFC"/>
-            <w:tcMar>
-              <w:top w:w="80" w:type="dxa"/>
-              <w:bottom w:w="80" w:type="dxa"/>
-              <w:left w:w="120" w:type="dxa"/>
-              <w:right w:w="120" w:type="dxa"/>
-            </w:tcMar>
-          </w:tcPr>
-          <w:p>
-            <w:r>
-              <w:rPr>
-                <w:rFonts w:ascii="Arial" w:hAnsi="Arial"/>
-                <w:b/>
-                <w:color w:val="64748B"/>
-                <w:sz w:val="15"/>
-              </w:rPr>
-              <w:t>WON'T-HAVE</w:t>
-            </w:r>
-          </w:p>
-        </w:tc>
-        <w:tc>
-          <w:tcPr>
-            <w:tcW w:type="dxa" w:w="2520"/>
-            <w:shd w:fill="F8FAFC"/>
-            <w:tcMar>
-              <w:top w:w="80" w:type="dxa"/>
-              <w:bottom w:w="80" w:type="dxa"/>
-              <w:left w:w="120" w:type="dxa"/>
-              <w:right w:w="120" w:type="dxa"/>
-            </w:tcMar>
-          </w:tcPr>
-          <w:p>
-            <w:r>
-              <w:rPr>
-                <w:rFonts w:ascii="Arial" w:hAnsi="Arial"/>
-                <w:sz w:val="15"/>
-              </w:rPr>
-              <w:t>Turn-by-Turn Audio / Tolls</w:t>
-            </w:r>
-          </w:p>
-        </w:tc>
-        <w:tc>
-          <w:tcPr>
-            <w:tcW w:type="dxa" w:w="2520"/>
-            <w:shd w:fill="F8FAFC"/>
-            <w:tcMar>
-              <w:top w:w="80" w:type="dxa"/>
-              <w:bottom w:w="80" w:type="dxa"/>
-              <w:left w:w="120" w:type="dxa"/>
-              <w:right w:w="120" w:type="dxa"/>
-            </w:tcMar>
-          </w:tcPr>
-          <w:p>
-            <w:r>
-              <w:rPr>
-                <w:rFonts w:ascii="Arial" w:hAnsi="Arial"/>
-                <w:sz w:val="15"/>
-              </w:rPr>
-              <w:t>Voice navigation, wallet integrations, crowdsourced incident chatting.</w:t>
-            </w:r>
-          </w:p>
-        </w:tc>
-        <w:tc>
-          <w:tcPr>
-            <w:tcW w:type="dxa" w:w="2520"/>
-            <w:shd w:fill="F8FAFC"/>
-            <w:tcMar>
-              <w:top w:w="80" w:type="dxa"/>
-              <w:bottom w:w="80" w:type="dxa"/>
-              <w:left w:w="120" w:type="dxa"/>
-              <w:right w:w="120" w:type="dxa"/>
-            </w:tcMar>
-          </w:tcPr>
-          <w:p>
-            <w:r>
-              <w:rPr>
-                <w:rFonts w:ascii="Arial" w:hAnsi="Arial"/>
-                <w:sz w:val="15"/>
-              </w:rPr>
-              <w:t>OUT OF SCOPE: Explicitly omitted for 3:30 PM deadline.</w:t>
-            </w:r>
-          </w:p>
-        </w:tc>
-      </w:tr>
-    </w:tbl>
-    <w:p>
-      <w:pPr>
-        <w:spacing w:after="160"/>
-      </w:pPr>
+      <w:r>
+        <w:t>3. Technical Architecture, APIs, NFRs &amp; Roadmap</w:t>
+      </w:r>
     </w:p>
     <w:p>
-      <w:pPr>
-        <w:keepNext/>
-        <w:spacing w:before="280" w:after="80"/>
-      </w:pPr>
       <w:r>
-        <w:rPr>
-          <w:rFonts w:ascii="Arial" w:hAnsi="Arial"/>
-          <w:b/>
-          <w:color w:val="1E3A8A"/>
-          <w:sz w:val="28"/>
-        </w:rPr>
-        <w:t>3. Persona to Feature Traceability Matrix</w:t>
-      </w:r>
-    </w:p>
-    <w:tbl>
-      <w:tblPr>
-        <w:tblW w:type="auto" w:w="0"/>
-        <w:jc w:val="center"/>
-        <w:tblLook w:firstColumn="1" w:firstRow="1" w:lastColumn="0" w:lastRow="0" w:noHBand="0" w:noVBand="1" w:val="04A0"/>
-      </w:tblPr>
-      <w:tblGrid>
-        <w:gridCol w:w="2520"/>
-        <w:gridCol w:w="2520"/>
-        <w:gridCol w:w="2520"/>
-        <w:gridCol w:w="2520"/>
-      </w:tblGrid>
-      <w:tr>
-        <w:tc>
-          <w:tcPr>
-            <w:tcW w:type="dxa" w:w="2520"/>
-            <w:shd w:fill="1E293B"/>
-            <w:tcMar>
-              <w:top w:w="100" w:type="dxa"/>
-              <w:bottom w:w="100" w:type="dxa"/>
-              <w:left w:w="120" w:type="dxa"/>
-              <w:right w:w="120" w:type="dxa"/>
-            </w:tcMar>
-          </w:tcPr>
-          <w:p>
-            <w:r>
-              <w:rPr>
-                <w:rFonts w:ascii="Arial" w:hAnsi="Arial"/>
-                <w:b/>
-                <w:color w:val="FFFFFF"/>
-                <w:sz w:val="16"/>
-              </w:rPr>
-              <w:t>Persona &amp; Goal</w:t>
-            </w:r>
-          </w:p>
-        </w:tc>
-        <w:tc>
-          <w:tcPr>
-            <w:tcW w:type="dxa" w:w="2520"/>
-            <w:shd w:fill="1E293B"/>
-            <w:tcMar>
-              <w:top w:w="100" w:type="dxa"/>
-              <w:bottom w:w="100" w:type="dxa"/>
-              <w:left w:w="120" w:type="dxa"/>
-              <w:right w:w="120" w:type="dxa"/>
-            </w:tcMar>
-          </w:tcPr>
-          <w:p>
-            <w:r>
-              <w:rPr>
-                <w:rFonts w:ascii="Arial" w:hAnsi="Arial"/>
-                <w:b/>
-                <w:color w:val="FFFFFF"/>
-                <w:sz w:val="16"/>
-              </w:rPr>
-              <w:t>Friction Point</w:t>
-            </w:r>
-          </w:p>
-        </w:tc>
-        <w:tc>
-          <w:tcPr>
-            <w:tcW w:type="dxa" w:w="2520"/>
-            <w:shd w:fill="1E293B"/>
-            <w:tcMar>
-              <w:top w:w="100" w:type="dxa"/>
-              <w:bottom w:w="100" w:type="dxa"/>
-              <w:left w:w="120" w:type="dxa"/>
-              <w:right w:w="120" w:type="dxa"/>
-            </w:tcMar>
-          </w:tcPr>
-          <w:p>
-            <w:r>
-              <w:rPr>
-                <w:rFonts w:ascii="Arial" w:hAnsi="Arial"/>
-                <w:b/>
-                <w:color w:val="FFFFFF"/>
-                <w:sz w:val="16"/>
-              </w:rPr>
-              <w:t>Feature Addressing Friction</w:t>
-            </w:r>
-          </w:p>
-        </w:tc>
-        <w:tc>
-          <w:tcPr>
-            <w:tcW w:type="dxa" w:w="2520"/>
-            <w:shd w:fill="1E293B"/>
-            <w:tcMar>
-              <w:top w:w="100" w:type="dxa"/>
-              <w:bottom w:w="100" w:type="dxa"/>
-              <w:left w:w="120" w:type="dxa"/>
-              <w:right w:w="120" w:type="dxa"/>
-            </w:tcMar>
-          </w:tcPr>
-          <w:p>
-            <w:r>
-              <w:rPr>
-                <w:rFonts w:ascii="Arial" w:hAnsi="Arial"/>
-                <w:b/>
-                <w:color w:val="FFFFFF"/>
-                <w:sz w:val="16"/>
-              </w:rPr>
-              <w:t>Live Demo Validation</w:t>
-            </w:r>
-          </w:p>
-        </w:tc>
-      </w:tr>
-      <w:tr>
-        <w:tc>
-          <w:tcPr>
-            <w:tcW w:type="dxa" w:w="2520"/>
-            <w:shd w:fill="FFFFFF"/>
-            <w:tcMar>
-              <w:top w:w="80" w:type="dxa"/>
-              <w:bottom w:w="80" w:type="dxa"/>
-              <w:left w:w="120" w:type="dxa"/>
-              <w:right w:w="120" w:type="dxa"/>
-            </w:tcMar>
-          </w:tcPr>
-          <w:p>
-            <w:r>
-              <w:rPr>
-                <w:rFonts w:ascii="Arial" w:hAnsi="Arial"/>
-                <w:sz w:val="15"/>
-              </w:rPr>
-              <w:t>Karthik Sundaram (28) Daily 2W Commuter (Office Cutoff: 9 AM)</w:t>
-            </w:r>
-          </w:p>
-        </w:tc>
-        <w:tc>
-          <w:tcPr>
-            <w:tcW w:type="dxa" w:w="2520"/>
-            <w:shd w:fill="FFFFFF"/>
-            <w:tcMar>
-              <w:top w:w="80" w:type="dxa"/>
-              <w:bottom w:w="80" w:type="dxa"/>
-              <w:left w:w="120" w:type="dxa"/>
-              <w:right w:w="120" w:type="dxa"/>
-            </w:tcMar>
-          </w:tcPr>
-          <w:p>
-            <w:r>
-              <w:rPr>
-                <w:rFonts w:ascii="Arial" w:hAnsi="Arial"/>
-                <w:sz w:val="15"/>
-              </w:rPr>
-              <w:t>Trapped at Central Bus Stand bottleneck for 22 mins; legacy maps reroute too late.</w:t>
-            </w:r>
-          </w:p>
-        </w:tc>
-        <w:tc>
-          <w:tcPr>
-            <w:tcW w:type="dxa" w:w="2520"/>
-            <w:shd w:fill="FFFFFF"/>
-            <w:tcMar>
-              <w:top w:w="80" w:type="dxa"/>
-              <w:bottom w:w="80" w:type="dxa"/>
-              <w:left w:w="120" w:type="dxa"/>
-              <w:right w:w="120" w:type="dxa"/>
-            </w:tcMar>
-          </w:tcPr>
-          <w:p>
-            <w:r>
-              <w:rPr>
-                <w:rFonts w:ascii="Arial" w:hAnsi="Arial"/>
-                <w:sz w:val="15"/>
-              </w:rPr>
-              <w:t>F1 + F2: Identifies secondary bypass 400m away, prioritizing delay avoidance over raw length.</w:t>
-            </w:r>
-          </w:p>
-        </w:tc>
-        <w:tc>
-          <w:tcPr>
-            <w:tcW w:type="dxa" w:w="2520"/>
-            <w:shd w:fill="FFFFFF"/>
-            <w:tcMar>
-              <w:top w:w="80" w:type="dxa"/>
-              <w:bottom w:w="80" w:type="dxa"/>
-              <w:left w:w="120" w:type="dxa"/>
-              <w:right w:w="120" w:type="dxa"/>
-            </w:tcMar>
-          </w:tcPr>
-          <w:p>
-            <w:r>
-              <w:rPr>
-                <w:rFonts w:ascii="Arial" w:hAnsi="Arial"/>
-                <w:sz w:val="15"/>
-              </w:rPr>
-              <w:t>Shows Route 1 bypasses junction, saving 11 minutes of delay.</w:t>
-            </w:r>
-          </w:p>
-        </w:tc>
-      </w:tr>
-      <w:tr>
-        <w:tc>
-          <w:tcPr>
-            <w:tcW w:type="dxa" w:w="2520"/>
-            <w:shd w:fill="F8FAFC"/>
-            <w:tcMar>
-              <w:top w:w="80" w:type="dxa"/>
-              <w:bottom w:w="80" w:type="dxa"/>
-              <w:left w:w="120" w:type="dxa"/>
-              <w:right w:w="120" w:type="dxa"/>
-            </w:tcMar>
-          </w:tcPr>
-          <w:p>
-            <w:r>
-              <w:rPr>
-                <w:rFonts w:ascii="Arial" w:hAnsi="Arial"/>
-                <w:sz w:val="15"/>
-              </w:rPr>
-              <w:t>Selvi Murugan (34) Quick Commerce Courier (8 orders/hr SLA)</w:t>
-            </w:r>
-          </w:p>
-        </w:tc>
-        <w:tc>
-          <w:tcPr>
-            <w:tcW w:type="dxa" w:w="2520"/>
-            <w:shd w:fill="F8FAFC"/>
-            <w:tcMar>
-              <w:top w:w="80" w:type="dxa"/>
-              <w:bottom w:w="80" w:type="dxa"/>
-              <w:left w:w="120" w:type="dxa"/>
-              <w:right w:w="120" w:type="dxa"/>
-            </w:tcMar>
-          </w:tcPr>
-          <w:p>
-            <w:r>
-              <w:rPr>
-                <w:rFonts w:ascii="Arial" w:hAnsi="Arial"/>
-                <w:sz w:val="15"/>
-              </w:rPr>
-              <w:t>Sudden queue at 11th Cross; doesn't know if alternate route is actually faster.</w:t>
-            </w:r>
-          </w:p>
-        </w:tc>
-        <w:tc>
-          <w:tcPr>
-            <w:tcW w:type="dxa" w:w="2520"/>
-            <w:shd w:fill="F8FAFC"/>
-            <w:tcMar>
-              <w:top w:w="80" w:type="dxa"/>
-              <w:bottom w:w="80" w:type="dxa"/>
-              <w:left w:w="120" w:type="dxa"/>
-              <w:right w:w="120" w:type="dxa"/>
-            </w:tcMar>
-          </w:tcPr>
-          <w:p>
-            <w:r>
-              <w:rPr>
-                <w:rFonts w:ascii="Arial" w:hAnsi="Arial"/>
-                <w:sz w:val="15"/>
-              </w:rPr>
-              <w:t>F3: Comparative Explanation Box displays: '+400m extra saves 14 min queue delay'.</w:t>
-            </w:r>
-          </w:p>
-        </w:tc>
-        <w:tc>
-          <w:tcPr>
-            <w:tcW w:type="dxa" w:w="2520"/>
-            <w:shd w:fill="F8FAFC"/>
-            <w:tcMar>
-              <w:top w:w="80" w:type="dxa"/>
-              <w:bottom w:w="80" w:type="dxa"/>
-              <w:left w:w="120" w:type="dxa"/>
-              <w:right w:w="120" w:type="dxa"/>
-            </w:tcMar>
-          </w:tcPr>
-          <w:p>
-            <w:r>
-              <w:rPr>
-                <w:rFonts w:ascii="Arial" w:hAnsi="Arial"/>
-                <w:sz w:val="15"/>
-              </w:rPr>
-              <w:t>Side-by-side metric table renders explicit time and fuel trade-offs.</w:t>
-            </w:r>
-          </w:p>
-        </w:tc>
-      </w:tr>
-    </w:tbl>
-    <w:p>
-      <w:pPr>
-        <w:spacing w:after="160"/>
-      </w:pPr>
-    </w:p>
-    <w:p>
-      <w:pPr>
-        <w:keepNext/>
-        <w:spacing w:before="280" w:after="80"/>
-      </w:pPr>
-      <w:r>
-        <w:rPr>
-          <w:rFonts w:ascii="Arial" w:hAnsi="Arial"/>
-          <w:b/>
-          <w:color w:val="1E3A8A"/>
-          <w:sz w:val="28"/>
-        </w:rPr>
-        <w:t>4. Technical Architecture &amp; Data Pipeline</w:t>
+        <w:t>3.1 System Architecture: Clean 3-Tier Design</w:t>
+        <w:br/>
+        <w:t>Frontend: React 18 + Vite + Leaflet maps + Bootstrap 5 dark glassmorphism.</w:t>
+        <w:br/>
+        <w:t>Backend: Node.js + Express.js REST API with input validation &amp; SHA-256 authentication.</w:t>
+        <w:br/>
+        <w:t>AI/ML Layer: Public open-source ARIMA (1,0,1) time-series model (zemlyansky/arima) + TomTom Traffic Flow &amp; Routing API with resilient coordinate dictionary fallback.</w:t>
       </w:r>
     </w:p>
     <w:p>
       <w:pPr>
-        <w:pStyle w:val="ListBullet"/>
-        <w:spacing w:after="60"/>
+        <w:pStyle w:val="Heading3"/>
       </w:pPr>
       <w:r>
-        <w:rPr>
-          <w:rFonts w:ascii="Arial" w:hAnsi="Arial"/>
-          <w:sz w:val="17"/>
-        </w:rPr>
-        <w:t>Client Presentation Layer (Vite + React 18): High-performance SPA with modern CSS theming, responsive Leaflet map, multi-route cards, and interactive comparison matrix.</w:t>
+        <w:t>3.2 Performance, Security &amp; Automated Test Coverage</w:t>
+      </w:r>
+    </w:p>
+    <w:p>
+      <w:r>
+        <w:t>• API Speed: &lt; 450 ms response time with streamlined native fetch and local cache.</w:t>
+        <w:br/>
+        <w:t>• Zero-Crash Reliability: Built-in coordinate dictionary and network timeout fallback ensure routes display even if internet or TomTom quota fails.</w:t>
+        <w:br/>
+        <w:t>• Automated Test Suite: Followed Addy Osmani's test-driven-development skill from GitHub. 40 automated tests (11 client tests + 29 backend tests) passing at 100%.</w:t>
       </w:r>
     </w:p>
     <w:p>
       <w:pPr>
-        <w:pStyle w:val="ListBullet"/>
-        <w:spacing w:after="60"/>
+        <w:pStyle w:val="Heading3"/>
       </w:pPr>
       <w:r>
-        <w:rPr>
-          <w:rFonts w:ascii="Arial" w:hAnsi="Arial"/>
-          <w:sz w:val="17"/>
-        </w:rPr>
-        <w:t>API Gateway &amp; Service Orchestrator (Node.js + Express): Handles `/api/routes` requests, validates coordinates, and orchestrates telemetry retrieval.</w:t>
+        <w:t>3.3 2-Minute Live Demo Script for Judges</w:t>
       </w:r>
     </w:p>
     <w:p>
-      <w:pPr>
-        <w:pStyle w:val="ListBullet"/>
-        <w:spacing w:after="60"/>
-      </w:pPr>
       <w:r>
-        <w:rPr>
-          <w:rFonts w:ascii="Arial" w:hAnsi="Arial"/>
-          <w:sz w:val="17"/>
-        </w:rPr>
-        <w:t>Telemetry Aggregator: Integrates with TomTom Live Routing &amp; Traffic Flow APIs with an automatic in-memory fallback simulation engine for 100% offline uptime.</w:t>
+        <w:t>Step 1 (Open Dashboard): Show the clean pitch-black dark glass dashboard, Leaflet map, and AI Engine Live badge.</w:t>
+        <w:br/>
+        <w:t>Step 2 (Click Preset): Click 'Trichy → Coimbatore' preset pill. Origin and destination populate automatically and 3 routes calculate instantly.</w:t>
+        <w:br/>
+        <w:t>Step 3 (Explain the Ranking): Point out how Route #1 is recommended because it saves 14 minutes and bypasses junction gridlock. Show the Side-by-Side Comparison Matrix.</w:t>
+        <w:br/>
+        <w:t>Step 4 (Show 15-Min ARIMA Forecast &amp; Tests): Point to the 15-Min ARIMA ML forecast HUD and mention our 40 automated tests passing at 100%.</w:t>
       </w:r>
     </w:p>
-    <w:p>
-      <w:pPr>
-        <w:pStyle w:val="ListBullet"/>
-        <w:spacing w:after="60"/>
-      </w:pPr>
-      <w:r>
-        <w:rPr>
-          <w:rFonts w:ascii="Arial" w:hAnsi="Arial"/>
-          <w:sz w:val="17"/>
-        </w:rPr>
-        <w:t>Ranking &amp; Comparison Engine (server/src/services/routeRankingService.js): Computes holistic penalty score, extracts comparative cross-route deltas, and synthesizes natural-language justification summaries.</w:t>
-      </w:r>
-    </w:p>
-    <w:p>
-      <w:pPr>
-        <w:keepNext/>
-        <w:spacing w:before="280" w:after="80"/>
-      </w:pPr>
-      <w:r>
-        <w:rPr>
-          <w:rFonts w:ascii="Arial" w:hAnsi="Arial"/>
-          <w:b/>
-          <w:color w:val="1E3A8A"/>
-          <w:sz w:val="28"/>
-        </w:rPr>
-        <w:t>5. Acceptance Criteria (Given / When / Then)</w:t>
-      </w:r>
-    </w:p>
-    <w:tbl>
-      <w:tblPr>
-        <w:tblW w:type="auto" w:w="0"/>
-        <w:jc w:val="center"/>
-        <w:tblLook w:firstColumn="1" w:firstRow="1" w:lastColumn="0" w:lastRow="0" w:noHBand="0" w:noVBand="1" w:val="04A0"/>
-      </w:tblPr>
-      <w:tblGrid>
-        <w:gridCol w:w="2520"/>
-        <w:gridCol w:w="2520"/>
-        <w:gridCol w:w="2520"/>
-        <w:gridCol w:w="2520"/>
-      </w:tblGrid>
-      <w:tr>
-        <w:tc>
-          <w:tcPr>
-            <w:tcW w:type="dxa" w:w="2520"/>
-            <w:shd w:fill="0F172A"/>
-            <w:tcMar>
-              <w:top w:w="100" w:type="dxa"/>
-              <w:bottom w:w="100" w:type="dxa"/>
-              <w:left w:w="120" w:type="dxa"/>
-              <w:right w:w="120" w:type="dxa"/>
-            </w:tcMar>
-          </w:tcPr>
-          <w:p>
-            <w:r>
-              <w:rPr>
-                <w:rFonts w:ascii="Arial" w:hAnsi="Arial"/>
-                <w:b/>
-                <w:color w:val="FFFFFF"/>
-                <w:sz w:val="16"/>
-              </w:rPr>
-              <w:t>Feature ID</w:t>
-            </w:r>
-          </w:p>
-        </w:tc>
-        <w:tc>
-          <w:tcPr>
-            <w:tcW w:type="dxa" w:w="2520"/>
-            <w:shd w:fill="0F172A"/>
-            <w:tcMar>
-              <w:top w:w="100" w:type="dxa"/>
-              <w:bottom w:w="100" w:type="dxa"/>
-              <w:left w:w="120" w:type="dxa"/>
-              <w:right w:w="120" w:type="dxa"/>
-            </w:tcMar>
-          </w:tcPr>
-          <w:p>
-            <w:r>
-              <w:rPr>
-                <w:rFonts w:ascii="Arial" w:hAnsi="Arial"/>
-                <w:b/>
-                <w:color w:val="FFFFFF"/>
-                <w:sz w:val="16"/>
-              </w:rPr>
-              <w:t>User Story / Given</w:t>
-            </w:r>
-          </w:p>
-        </w:tc>
-        <w:tc>
-          <w:tcPr>
-            <w:tcW w:type="dxa" w:w="2520"/>
-            <w:shd w:fill="0F172A"/>
-            <w:tcMar>
-              <w:top w:w="100" w:type="dxa"/>
-              <w:bottom w:w="100" w:type="dxa"/>
-              <w:left w:w="120" w:type="dxa"/>
-              <w:right w:w="120" w:type="dxa"/>
-            </w:tcMar>
-          </w:tcPr>
-          <w:p>
-            <w:r>
-              <w:rPr>
-                <w:rFonts w:ascii="Arial" w:hAnsi="Arial"/>
-                <w:b/>
-                <w:color w:val="FFFFFF"/>
-                <w:sz w:val="16"/>
-              </w:rPr>
-              <w:t>Action / When</w:t>
-            </w:r>
-          </w:p>
-        </w:tc>
-        <w:tc>
-          <w:tcPr>
-            <w:tcW w:type="dxa" w:w="2520"/>
-            <w:shd w:fill="0F172A"/>
-            <w:tcMar>
-              <w:top w:w="100" w:type="dxa"/>
-              <w:bottom w:w="100" w:type="dxa"/>
-              <w:left w:w="120" w:type="dxa"/>
-              <w:right w:w="120" w:type="dxa"/>
-            </w:tcMar>
-          </w:tcPr>
-          <w:p>
-            <w:r>
-              <w:rPr>
-                <w:rFonts w:ascii="Arial" w:hAnsi="Arial"/>
-                <w:b/>
-                <w:color w:val="FFFFFF"/>
-                <w:sz w:val="16"/>
-              </w:rPr>
-              <w:t>Expected Outcome / Then</w:t>
-            </w:r>
-          </w:p>
-        </w:tc>
-      </w:tr>
-      <w:tr>
-        <w:tc>
-          <w:tcPr>
-            <w:tcW w:type="dxa" w:w="2520"/>
-            <w:shd w:fill="FFFFFF"/>
-            <w:tcMar>
-              <w:top w:w="80" w:type="dxa"/>
-              <w:bottom w:w="80" w:type="dxa"/>
-              <w:left w:w="120" w:type="dxa"/>
-              <w:right w:w="120" w:type="dxa"/>
-            </w:tcMar>
-          </w:tcPr>
-          <w:p>
-            <w:r>
-              <w:rPr>
-                <w:rFonts w:ascii="Arial" w:hAnsi="Arial"/>
-                <w:sz w:val="15"/>
-              </w:rPr>
-              <w:t>F1: Discovery</w:t>
-            </w:r>
-          </w:p>
-        </w:tc>
-        <w:tc>
-          <w:tcPr>
-            <w:tcW w:type="dxa" w:w="2520"/>
-            <w:shd w:fill="FFFFFF"/>
-            <w:tcMar>
-              <w:top w:w="80" w:type="dxa"/>
-              <w:bottom w:w="80" w:type="dxa"/>
-              <w:left w:w="120" w:type="dxa"/>
-              <w:right w:w="120" w:type="dxa"/>
-            </w:tcMar>
-          </w:tcPr>
-          <w:p>
-            <w:r>
-              <w:rPr>
-                <w:rFonts w:ascii="Arial" w:hAnsi="Arial"/>
-                <w:sz w:val="15"/>
-              </w:rPr>
-              <w:t>Given commuter enters origin and destination near congested junction corridor</w:t>
-            </w:r>
-          </w:p>
-        </w:tc>
-        <w:tc>
-          <w:tcPr>
-            <w:tcW w:type="dxa" w:w="2520"/>
-            <w:shd w:fill="FFFFFF"/>
-            <w:tcMar>
-              <w:top w:w="80" w:type="dxa"/>
-              <w:bottom w:w="80" w:type="dxa"/>
-              <w:left w:w="120" w:type="dxa"/>
-              <w:right w:w="120" w:type="dxa"/>
-            </w:tcMar>
-          </w:tcPr>
-          <w:p>
-            <w:r>
-              <w:rPr>
-                <w:rFonts w:ascii="Arial" w:hAnsi="Arial"/>
-                <w:sz w:val="15"/>
-              </w:rPr>
-              <w:t>When user clicks 'Search Live Alternatives'</w:t>
-            </w:r>
-          </w:p>
-        </w:tc>
-        <w:tc>
-          <w:tcPr>
-            <w:tcW w:type="dxa" w:w="2520"/>
-            <w:shd w:fill="FFFFFF"/>
-            <w:tcMar>
-              <w:top w:w="80" w:type="dxa"/>
-              <w:bottom w:w="80" w:type="dxa"/>
-              <w:left w:w="120" w:type="dxa"/>
-              <w:right w:w="120" w:type="dxa"/>
-            </w:tcMar>
-          </w:tcPr>
-          <w:p>
-            <w:r>
-              <w:rPr>
-                <w:rFonts w:ascii="Arial" w:hAnsi="Arial"/>
-                <w:sz w:val="15"/>
-              </w:rPr>
-              <w:t>Returns 2–3 polyline routes with live duration, free-flow time, delay, and distance in &lt; 1.5s.</w:t>
-            </w:r>
-          </w:p>
-        </w:tc>
-      </w:tr>
-      <w:tr>
-        <w:tc>
-          <w:tcPr>
-            <w:tcW w:type="dxa" w:w="2520"/>
-            <w:shd w:fill="F8FAFC"/>
-            <w:tcMar>
-              <w:top w:w="80" w:type="dxa"/>
-              <w:bottom w:w="80" w:type="dxa"/>
-              <w:left w:w="120" w:type="dxa"/>
-              <w:right w:w="120" w:type="dxa"/>
-            </w:tcMar>
-          </w:tcPr>
-          <w:p>
-            <w:r>
-              <w:rPr>
-                <w:rFonts w:ascii="Arial" w:hAnsi="Arial"/>
-                <w:sz w:val="15"/>
-              </w:rPr>
-              <w:t>F2: Ranking</w:t>
-            </w:r>
-          </w:p>
-        </w:tc>
-        <w:tc>
-          <w:tcPr>
-            <w:tcW w:type="dxa" w:w="2520"/>
-            <w:shd w:fill="F8FAFC"/>
-            <w:tcMar>
-              <w:top w:w="80" w:type="dxa"/>
-              <w:bottom w:w="80" w:type="dxa"/>
-              <w:left w:w="120" w:type="dxa"/>
-              <w:right w:w="120" w:type="dxa"/>
-            </w:tcMar>
-          </w:tcPr>
-          <w:p>
-            <w:r>
-              <w:rPr>
-                <w:rFonts w:ascii="Arial" w:hAnsi="Arial"/>
-                <w:sz w:val="15"/>
-              </w:rPr>
-              <w:t>Given Route A has 27 min (18 min delay) and Route B has 13 min (1 min delay)</w:t>
-            </w:r>
-          </w:p>
-        </w:tc>
-        <w:tc>
-          <w:tcPr>
-            <w:tcW w:type="dxa" w:w="2520"/>
-            <w:shd w:fill="F8FAFC"/>
-            <w:tcMar>
-              <w:top w:w="80" w:type="dxa"/>
-              <w:bottom w:w="80" w:type="dxa"/>
-              <w:left w:w="120" w:type="dxa"/>
-              <w:right w:w="120" w:type="dxa"/>
-            </w:tcMar>
-          </w:tcPr>
-          <w:p>
-            <w:r>
-              <w:rPr>
-                <w:rFonts w:ascii="Arial" w:hAnsi="Arial"/>
-                <w:sz w:val="15"/>
-              </w:rPr>
-              <w:t>When multi-criteria ranking algorithm executes</w:t>
-            </w:r>
-          </w:p>
-        </w:tc>
-        <w:tc>
-          <w:tcPr>
-            <w:tcW w:type="dxa" w:w="2520"/>
-            <w:shd w:fill="F8FAFC"/>
-            <w:tcMar>
-              <w:top w:w="80" w:type="dxa"/>
-              <w:bottom w:w="80" w:type="dxa"/>
-              <w:left w:w="120" w:type="dxa"/>
-              <w:right w:w="120" w:type="dxa"/>
-            </w:tcMar>
-          </w:tcPr>
-          <w:p>
-            <w:r>
-              <w:rPr>
-                <w:rFonts w:ascii="Arial" w:hAnsi="Arial"/>
-                <w:sz w:val="15"/>
-              </w:rPr>
-              <w:t>Route B is badged as 'Rank 1: Recommended Alternative' with lowest penalty score.</w:t>
-            </w:r>
-          </w:p>
-        </w:tc>
-      </w:tr>
-      <w:tr>
-        <w:tc>
-          <w:tcPr>
-            <w:tcW w:type="dxa" w:w="2520"/>
-            <w:shd w:fill="FFFFFF"/>
-            <w:tcMar>
-              <w:top w:w="80" w:type="dxa"/>
-              <w:bottom w:w="80" w:type="dxa"/>
-              <w:left w:w="120" w:type="dxa"/>
-              <w:right w:w="120" w:type="dxa"/>
-            </w:tcMar>
-          </w:tcPr>
-          <w:p>
-            <w:r>
-              <w:rPr>
-                <w:rFonts w:ascii="Arial" w:hAnsi="Arial"/>
-                <w:sz w:val="15"/>
-              </w:rPr>
-              <w:t>F3: Explainability</w:t>
-            </w:r>
-          </w:p>
-        </w:tc>
-        <w:tc>
-          <w:tcPr>
-            <w:tcW w:type="dxa" w:w="2520"/>
-            <w:shd w:fill="FFFFFF"/>
-            <w:tcMar>
-              <w:top w:w="80" w:type="dxa"/>
-              <w:bottom w:w="80" w:type="dxa"/>
-              <w:left w:w="120" w:type="dxa"/>
-              <w:right w:w="120" w:type="dxa"/>
-            </w:tcMar>
-          </w:tcPr>
-          <w:p>
-            <w:r>
-              <w:rPr>
-                <w:rFonts w:ascii="Arial" w:hAnsi="Arial"/>
-                <w:sz w:val="15"/>
-              </w:rPr>
-              <w:t>Given alternative routes have been ranked and rendered</w:t>
-            </w:r>
-          </w:p>
-        </w:tc>
-        <w:tc>
-          <w:tcPr>
-            <w:tcW w:type="dxa" w:w="2520"/>
-            <w:shd w:fill="FFFFFF"/>
-            <w:tcMar>
-              <w:top w:w="80" w:type="dxa"/>
-              <w:bottom w:w="80" w:type="dxa"/>
-              <w:left w:w="120" w:type="dxa"/>
-              <w:right w:w="120" w:type="dxa"/>
-            </w:tcMar>
-          </w:tcPr>
-          <w:p>
-            <w:r>
-              <w:rPr>
-                <w:rFonts w:ascii="Arial" w:hAnsi="Arial"/>
-                <w:sz w:val="15"/>
-              </w:rPr>
-              <w:t>When commuter reviews Route B card</w:t>
-            </w:r>
-          </w:p>
-        </w:tc>
-        <w:tc>
-          <w:tcPr>
-            <w:tcW w:type="dxa" w:w="2520"/>
-            <w:shd w:fill="FFFFFF"/>
-            <w:tcMar>
-              <w:top w:w="80" w:type="dxa"/>
-              <w:bottom w:w="80" w:type="dxa"/>
-              <w:left w:w="120" w:type="dxa"/>
-              <w:right w:w="120" w:type="dxa"/>
-            </w:tcMar>
-          </w:tcPr>
-          <w:p>
-            <w:r>
-              <w:rPr>
-                <w:rFonts w:ascii="Arial" w:hAnsi="Arial"/>
-                <w:sz w:val="15"/>
-              </w:rPr>
-              <w:t>Displays clear reason: 'Why this route? Route B saves 14 mins by avoiding bottleneck, despite 0.9km extra.'</w:t>
-            </w:r>
-          </w:p>
-        </w:tc>
-      </w:tr>
-    </w:tbl>
-    <w:p>
-      <w:pPr>
-        <w:spacing w:after="160"/>
-      </w:pPr>
-    </w:p>
-    <w:p>
-      <w:pPr>
-        <w:keepNext/>
-        <w:spacing w:before="280" w:after="80"/>
-      </w:pPr>
-      <w:r>
-        <w:rPr>
-          <w:rFonts w:ascii="Arial" w:hAnsi="Arial"/>
-          <w:b/>
-          <w:color w:val="1E3A8A"/>
-          <w:sz w:val="28"/>
-        </w:rPr>
-        <w:t>6. Live Demo Measurable Success Metrics (5-Minute Verification)</w:t>
-      </w:r>
-    </w:p>
-    <w:tbl>
-      <w:tblPr>
-        <w:tblW w:type="auto" w:w="0"/>
-        <w:jc w:val="center"/>
-        <w:tblLook w:firstColumn="1" w:firstRow="1" w:lastColumn="0" w:lastRow="0" w:noHBand="0" w:noVBand="1" w:val="04A0"/>
-      </w:tblPr>
-      <w:tblGrid>
-        <w:gridCol w:w="2520"/>
-        <w:gridCol w:w="2520"/>
-        <w:gridCol w:w="2520"/>
-        <w:gridCol w:w="2520"/>
-      </w:tblGrid>
-      <w:tr>
-        <w:tc>
-          <w:tcPr>
-            <w:tcW w:type="dxa" w:w="2520"/>
-            <w:shd w:fill="1E3A8A"/>
-            <w:tcMar>
-              <w:top w:w="100" w:type="dxa"/>
-              <w:bottom w:w="100" w:type="dxa"/>
-              <w:left w:w="120" w:type="dxa"/>
-              <w:right w:w="120" w:type="dxa"/>
-            </w:tcMar>
-          </w:tcPr>
-          <w:p>
-            <w:r>
-              <w:rPr>
-                <w:rFonts w:ascii="Arial" w:hAnsi="Arial"/>
-                <w:b/>
-                <w:color w:val="FFFFFF"/>
-                <w:sz w:val="16"/>
-              </w:rPr>
-              <w:t>Metric ID</w:t>
-            </w:r>
-          </w:p>
-        </w:tc>
-        <w:tc>
-          <w:tcPr>
-            <w:tcW w:type="dxa" w:w="2520"/>
-            <w:shd w:fill="1E3A8A"/>
-            <w:tcMar>
-              <w:top w:w="100" w:type="dxa"/>
-              <w:bottom w:w="100" w:type="dxa"/>
-              <w:left w:w="120" w:type="dxa"/>
-              <w:right w:w="120" w:type="dxa"/>
-            </w:tcMar>
-          </w:tcPr>
-          <w:p>
-            <w:r>
-              <w:rPr>
-                <w:rFonts w:ascii="Arial" w:hAnsi="Arial"/>
-                <w:b/>
-                <w:color w:val="FFFFFF"/>
-                <w:sz w:val="16"/>
-              </w:rPr>
-              <w:t>Metric Name</w:t>
-            </w:r>
-          </w:p>
-        </w:tc>
-        <w:tc>
-          <w:tcPr>
-            <w:tcW w:type="dxa" w:w="2520"/>
-            <w:shd w:fill="1E3A8A"/>
-            <w:tcMar>
-              <w:top w:w="100" w:type="dxa"/>
-              <w:bottom w:w="100" w:type="dxa"/>
-              <w:left w:w="120" w:type="dxa"/>
-              <w:right w:w="120" w:type="dxa"/>
-            </w:tcMar>
-          </w:tcPr>
-          <w:p>
-            <w:r>
-              <w:rPr>
-                <w:rFonts w:ascii="Arial" w:hAnsi="Arial"/>
-                <w:b/>
-                <w:color w:val="FFFFFF"/>
-                <w:sz w:val="16"/>
-              </w:rPr>
-              <w:t>Target Threshold</w:t>
-            </w:r>
-          </w:p>
-        </w:tc>
-        <w:tc>
-          <w:tcPr>
-            <w:tcW w:type="dxa" w:w="2520"/>
-            <w:shd w:fill="1E3A8A"/>
-            <w:tcMar>
-              <w:top w:w="100" w:type="dxa"/>
-              <w:bottom w:w="100" w:type="dxa"/>
-              <w:left w:w="120" w:type="dxa"/>
-              <w:right w:w="120" w:type="dxa"/>
-            </w:tcMar>
-          </w:tcPr>
-          <w:p>
-            <w:r>
-              <w:rPr>
-                <w:rFonts w:ascii="Arial" w:hAnsi="Arial"/>
-                <w:b/>
-                <w:color w:val="FFFFFF"/>
-                <w:sz w:val="16"/>
-              </w:rPr>
-              <w:t>Live Demo Verification Procedure</w:t>
-            </w:r>
-          </w:p>
-        </w:tc>
-      </w:tr>
-      <w:tr>
-        <w:tc>
-          <w:tcPr>
-            <w:tcW w:type="dxa" w:w="2520"/>
-            <w:shd w:fill="FFFFFF"/>
-            <w:tcMar>
-              <w:top w:w="80" w:type="dxa"/>
-              <w:bottom w:w="80" w:type="dxa"/>
-              <w:left w:w="120" w:type="dxa"/>
-              <w:right w:w="120" w:type="dxa"/>
-            </w:tcMar>
-          </w:tcPr>
-          <w:p>
-            <w:r>
-              <w:rPr>
-                <w:rFonts w:ascii="Arial" w:hAnsi="Arial"/>
-                <w:sz w:val="15"/>
-              </w:rPr>
-              <w:t>M1</w:t>
-            </w:r>
-          </w:p>
-        </w:tc>
-        <w:tc>
-          <w:tcPr>
-            <w:tcW w:type="dxa" w:w="2520"/>
-            <w:shd w:fill="FFFFFF"/>
-            <w:tcMar>
-              <w:top w:w="80" w:type="dxa"/>
-              <w:bottom w:w="80" w:type="dxa"/>
-              <w:left w:w="120" w:type="dxa"/>
-              <w:right w:w="120" w:type="dxa"/>
-            </w:tcMar>
-          </w:tcPr>
-          <w:p>
-            <w:r>
-              <w:rPr>
-                <w:rFonts w:ascii="Arial" w:hAnsi="Arial"/>
-                <w:sz w:val="15"/>
-              </w:rPr>
-              <w:t>Decision Latency</w:t>
-            </w:r>
-          </w:p>
-        </w:tc>
-        <w:tc>
-          <w:tcPr>
-            <w:tcW w:type="dxa" w:w="2520"/>
-            <w:shd w:fill="FFFFFF"/>
-            <w:tcMar>
-              <w:top w:w="80" w:type="dxa"/>
-              <w:bottom w:w="80" w:type="dxa"/>
-              <w:left w:w="120" w:type="dxa"/>
-              <w:right w:w="120" w:type="dxa"/>
-            </w:tcMar>
-          </w:tcPr>
-          <w:p>
-            <w:r>
-              <w:rPr>
-                <w:rFonts w:ascii="Arial" w:hAnsi="Arial"/>
-                <w:sz w:val="15"/>
-              </w:rPr>
-              <w:t>&lt;= 10 seconds</w:t>
-            </w:r>
-          </w:p>
-        </w:tc>
-        <w:tc>
-          <w:tcPr>
-            <w:tcW w:type="dxa" w:w="2520"/>
-            <w:shd w:fill="FFFFFF"/>
-            <w:tcMar>
-              <w:top w:w="80" w:type="dxa"/>
-              <w:bottom w:w="80" w:type="dxa"/>
-              <w:left w:w="120" w:type="dxa"/>
-              <w:right w:w="120" w:type="dxa"/>
-            </w:tcMar>
-          </w:tcPr>
-          <w:p>
-            <w:r>
-              <w:rPr>
-                <w:rFonts w:ascii="Arial" w:hAnsi="Arial"/>
-                <w:sz w:val="15"/>
-              </w:rPr>
-              <w:t>Observer understands which route is superior within 10s of route display.</w:t>
-            </w:r>
-          </w:p>
-        </w:tc>
-      </w:tr>
-      <w:tr>
-        <w:tc>
-          <w:tcPr>
-            <w:tcW w:type="dxa" w:w="2520"/>
-            <w:shd w:fill="F8FAFC"/>
-            <w:tcMar>
-              <w:top w:w="80" w:type="dxa"/>
-              <w:bottom w:w="80" w:type="dxa"/>
-              <w:left w:w="120" w:type="dxa"/>
-              <w:right w:w="120" w:type="dxa"/>
-            </w:tcMar>
-          </w:tcPr>
-          <w:p>
-            <w:r>
-              <w:rPr>
-                <w:rFonts w:ascii="Arial" w:hAnsi="Arial"/>
-                <w:sz w:val="15"/>
-              </w:rPr>
-              <w:t>M2</w:t>
-            </w:r>
-          </w:p>
-        </w:tc>
-        <w:tc>
-          <w:tcPr>
-            <w:tcW w:type="dxa" w:w="2520"/>
-            <w:shd w:fill="F8FAFC"/>
-            <w:tcMar>
-              <w:top w:w="80" w:type="dxa"/>
-              <w:bottom w:w="80" w:type="dxa"/>
-              <w:left w:w="120" w:type="dxa"/>
-              <w:right w:w="120" w:type="dxa"/>
-            </w:tcMar>
-          </w:tcPr>
-          <w:p>
-            <w:r>
-              <w:rPr>
-                <w:rFonts w:ascii="Arial" w:hAnsi="Arial"/>
-                <w:sz w:val="15"/>
-              </w:rPr>
-              <w:t>Time Savings vs Congested Route</w:t>
-            </w:r>
-          </w:p>
-        </w:tc>
-        <w:tc>
-          <w:tcPr>
-            <w:tcW w:type="dxa" w:w="2520"/>
-            <w:shd w:fill="F8FAFC"/>
-            <w:tcMar>
-              <w:top w:w="80" w:type="dxa"/>
-              <w:bottom w:w="80" w:type="dxa"/>
-              <w:left w:w="120" w:type="dxa"/>
-              <w:right w:w="120" w:type="dxa"/>
-            </w:tcMar>
-          </w:tcPr>
-          <w:p>
-            <w:r>
-              <w:rPr>
-                <w:rFonts w:ascii="Arial" w:hAnsi="Arial"/>
-                <w:sz w:val="15"/>
-              </w:rPr>
-              <w:t>&gt;= 20% faster</w:t>
-            </w:r>
-          </w:p>
-        </w:tc>
-        <w:tc>
-          <w:tcPr>
-            <w:tcW w:type="dxa" w:w="2520"/>
-            <w:shd w:fill="F8FAFC"/>
-            <w:tcMar>
-              <w:top w:w="80" w:type="dxa"/>
-              <w:bottom w:w="80" w:type="dxa"/>
-              <w:left w:w="120" w:type="dxa"/>
-              <w:right w:w="120" w:type="dxa"/>
-            </w:tcMar>
-          </w:tcPr>
-          <w:p>
-            <w:r>
-              <w:rPr>
-                <w:rFonts w:ascii="Arial" w:hAnsi="Arial"/>
-                <w:sz w:val="15"/>
-              </w:rPr>
-              <w:t>Recommended alternative proves &gt;= 20% travel time savings over bottleneck.</w:t>
-            </w:r>
-          </w:p>
-        </w:tc>
-      </w:tr>
-      <w:tr>
-        <w:tc>
-          <w:tcPr>
-            <w:tcW w:type="dxa" w:w="2520"/>
-            <w:shd w:fill="FFFFFF"/>
-            <w:tcMar>
-              <w:top w:w="80" w:type="dxa"/>
-              <w:bottom w:w="80" w:type="dxa"/>
-              <w:left w:w="120" w:type="dxa"/>
-              <w:right w:w="120" w:type="dxa"/>
-            </w:tcMar>
-          </w:tcPr>
-          <w:p>
-            <w:r>
-              <w:rPr>
-                <w:rFonts w:ascii="Arial" w:hAnsi="Arial"/>
-                <w:sz w:val="15"/>
-              </w:rPr>
-              <w:t>M3</w:t>
-            </w:r>
-          </w:p>
-        </w:tc>
-        <w:tc>
-          <w:tcPr>
-            <w:tcW w:type="dxa" w:w="2520"/>
-            <w:shd w:fill="FFFFFF"/>
-            <w:tcMar>
-              <w:top w:w="80" w:type="dxa"/>
-              <w:bottom w:w="80" w:type="dxa"/>
-              <w:left w:w="120" w:type="dxa"/>
-              <w:right w:w="120" w:type="dxa"/>
-            </w:tcMar>
-          </w:tcPr>
-          <w:p>
-            <w:r>
-              <w:rPr>
-                <w:rFonts w:ascii="Arial" w:hAnsi="Arial"/>
-                <w:sz w:val="15"/>
-              </w:rPr>
-              <w:t>End-to-End Query Latency</w:t>
-            </w:r>
-          </w:p>
-        </w:tc>
-        <w:tc>
-          <w:tcPr>
-            <w:tcW w:type="dxa" w:w="2520"/>
-            <w:shd w:fill="FFFFFF"/>
-            <w:tcMar>
-              <w:top w:w="80" w:type="dxa"/>
-              <w:bottom w:w="80" w:type="dxa"/>
-              <w:left w:w="120" w:type="dxa"/>
-              <w:right w:w="120" w:type="dxa"/>
-            </w:tcMar>
-          </w:tcPr>
-          <w:p>
-            <w:r>
-              <w:rPr>
-                <w:rFonts w:ascii="Arial" w:hAnsi="Arial"/>
-                <w:sz w:val="15"/>
-              </w:rPr>
-              <w:t>&lt;= 1500 ms</w:t>
-            </w:r>
-          </w:p>
-        </w:tc>
-        <w:tc>
-          <w:tcPr>
-            <w:tcW w:type="dxa" w:w="2520"/>
-            <w:shd w:fill="FFFFFF"/>
-            <w:tcMar>
-              <w:top w:w="80" w:type="dxa"/>
-              <w:bottom w:w="80" w:type="dxa"/>
-              <w:left w:w="120" w:type="dxa"/>
-              <w:right w:w="120" w:type="dxa"/>
-            </w:tcMar>
-          </w:tcPr>
-          <w:p>
-            <w:r>
-              <w:rPr>
-                <w:rFonts w:ascii="Arial" w:hAnsi="Arial"/>
-                <w:sz w:val="15"/>
-              </w:rPr>
-              <w:t>Measured live in browser network tab from search click to map draw.</w:t>
-            </w:r>
-          </w:p>
-        </w:tc>
-      </w:tr>
-      <w:tr>
-        <w:tc>
-          <w:tcPr>
-            <w:tcW w:type="dxa" w:w="2520"/>
-            <w:shd w:fill="F8FAFC"/>
-            <w:tcMar>
-              <w:top w:w="80" w:type="dxa"/>
-              <w:bottom w:w="80" w:type="dxa"/>
-              <w:left w:w="120" w:type="dxa"/>
-              <w:right w:w="120" w:type="dxa"/>
-            </w:tcMar>
-          </w:tcPr>
-          <w:p>
-            <w:r>
-              <w:rPr>
-                <w:rFonts w:ascii="Arial" w:hAnsi="Arial"/>
-                <w:sz w:val="15"/>
-              </w:rPr>
-              <w:t>M4</w:t>
-            </w:r>
-          </w:p>
-        </w:tc>
-        <w:tc>
-          <w:tcPr>
-            <w:tcW w:type="dxa" w:w="2520"/>
-            <w:shd w:fill="F8FAFC"/>
-            <w:tcMar>
-              <w:top w:w="80" w:type="dxa"/>
-              <w:bottom w:w="80" w:type="dxa"/>
-              <w:left w:w="120" w:type="dxa"/>
-              <w:right w:w="120" w:type="dxa"/>
-            </w:tcMar>
-          </w:tcPr>
-          <w:p>
-            <w:r>
-              <w:rPr>
-                <w:rFonts w:ascii="Arial" w:hAnsi="Arial"/>
-                <w:sz w:val="15"/>
-              </w:rPr>
-              <w:t>Explanation Coverage</w:t>
-            </w:r>
-          </w:p>
-        </w:tc>
-        <w:tc>
-          <w:tcPr>
-            <w:tcW w:type="dxa" w:w="2520"/>
-            <w:shd w:fill="F8FAFC"/>
-            <w:tcMar>
-              <w:top w:w="80" w:type="dxa"/>
-              <w:bottom w:w="80" w:type="dxa"/>
-              <w:left w:w="120" w:type="dxa"/>
-              <w:right w:w="120" w:type="dxa"/>
-            </w:tcMar>
-          </w:tcPr>
-          <w:p>
-            <w:r>
-              <w:rPr>
-                <w:rFonts w:ascii="Arial" w:hAnsi="Arial"/>
-                <w:sz w:val="15"/>
-              </w:rPr>
-              <w:t>100% of routes</w:t>
-            </w:r>
-          </w:p>
-        </w:tc>
-        <w:tc>
-          <w:tcPr>
-            <w:tcW w:type="dxa" w:w="2520"/>
-            <w:shd w:fill="F8FAFC"/>
-            <w:tcMar>
-              <w:top w:w="80" w:type="dxa"/>
-              <w:bottom w:w="80" w:type="dxa"/>
-              <w:left w:w="120" w:type="dxa"/>
-              <w:right w:w="120" w:type="dxa"/>
-            </w:tcMar>
-          </w:tcPr>
-          <w:p>
-            <w:r>
-              <w:rPr>
-                <w:rFonts w:ascii="Arial" w:hAnsi="Arial"/>
-                <w:sz w:val="15"/>
-              </w:rPr>
-              <w:t>Every single route displays comparative badges and plain-language justification.</w:t>
-            </w:r>
-          </w:p>
-        </w:tc>
-      </w:tr>
-    </w:tbl>
     <w:sectPr>
       <w:pgSz w:w="12240" w:h="15840"/>
-      <w:pgMar w:top="1080" w:right="1080" w:bottom="1080" w:left="1080" w:header="720" w:footer="720" w:gutter="0"/>
+      <w:pgMar w:top="1440" w:right="1800" w:bottom="1440" w:left="1800" w:header="720" w:footer="720" w:gutter="0"/>
       <w:cols w:space="720"/>
       <w:docGrid w:linePitch="360"/>
     </w:sectPr>

--- a/PRD/Cyber Knight - Commuters Waste Time at Congested Junctions - PRD.docx
+++ b/PRD/Cyber Knight - Commuters Waste Time at Congested Junctions - PRD.docx
@@ -7,7 +7,7 @@
         <w:rPr>
           <w:b/>
           <w:color w:val="0F172A"/>
-          <w:sz w:val="36"/>
+          <w:sz w:val="32"/>
         </w:rPr>
         <w:t>Route Wise — Product Requirements Document (PRD)</w:t>
       </w:r>
@@ -16,29 +16,17 @@
       <w:r>
         <w:rPr>
           <w:color w:val="64748B"/>
-          <w:sz w:val="19"/>
+          <w:sz w:val="18"/>
         </w:rPr>
-        <w:t>DOCUMENT: PRD-v2.0 | TEAM: Cyber Knight | AUDIENCE: Engineers &amp; Mentors | STATUS: Production Ready</w:t>
+        <w:t>DOCUMENT: PRD-v2.6-GOLD | TEAM: Cyber Knight | AUDIENCE: Engineers &amp; Mentors | STATUS: Approved (99 Tests)</w:t>
       </w:r>
     </w:p>
     <w:p>
       <w:r>
         <w:rPr>
-          <w:b/>
-          <w:color w:val="1E40AF"/>
+          <w:sz w:val="19"/>
         </w:rPr>
-        <w:t>Product Specifications, ML Forecasting Engine &amp; Core Features — Explaining How It Works in Simple English</w:t>
-      </w:r>
-    </w:p>
-    <w:p>
-      <w:pPr>
-        <w:ind w:left="288" w:right="288"/>
-      </w:pPr>
-      <w:r>
-        <w:rPr>
-          <w:sz w:val="20"/>
-        </w:rPr>
-        <w:t>Product Overview &amp; Goal: Commuters waste 30 to 45 minutes at congested junction bottlenecks without knowing which nearby route is less crowded. Route Wise is an intelligent, traffic-aware routing system composed of an Express REST API and an interactive React/Leaflet dashboard. Given any origin and destination, it retrieves up to 3 driving alternatives, ranks them mathematically using customizable penalty weights for traffic delay, predicts future velocity trends via an ARIMA (1,0,1) machine learning model, and provides transparent side-by-side explanations for every recommendation.</w:t>
+        <w:t>Product Vision &amp; Goals: Route Wise is an intelligent, traffic-aware routing platform and installable PWA. Given any origin and destination, it retrieves candidate driving alternatives, ranks them using Adjusted ETA with an anti-flapping switch threshold, predicts 15-minute trends via an ARIMA (1,0,1) ML model, validates crowd incidents via 2-vote consensus, provides municipal authority hotspot triage, and enables 1-tap Google Maps handoff with corridor shape preservation.</w:t>
       </w:r>
     </w:p>
     <w:p>
@@ -46,228 +34,7 @@
         <w:pStyle w:val="Heading2"/>
       </w:pPr>
       <w:r>
-        <w:t>1. How It Works in Real-Time: Step-by-Step Flow</w:t>
-      </w:r>
-    </w:p>
-    <w:tbl>
-      <w:tblPr>
-        <w:tblStyle w:val="TableGrid"/>
-        <w:tblW w:type="auto" w:w="0"/>
-        <w:tblLook w:firstColumn="1" w:firstRow="1" w:lastColumn="0" w:lastRow="0" w:noHBand="0" w:noVBand="1" w:val="04A0"/>
-      </w:tblPr>
-      <w:tblGrid>
-        <w:gridCol w:w="2880"/>
-        <w:gridCol w:w="2880"/>
-        <w:gridCol w:w="2880"/>
-      </w:tblGrid>
-      <w:tr>
-        <w:tc>
-          <w:tcPr>
-            <w:tcW w:type="dxa" w:w="2880"/>
-          </w:tcPr>
-          <w:p>
-            <w:r>
-              <w:rPr>
-                <w:b/>
-              </w:rPr>
-              <w:t>Step</w:t>
-            </w:r>
-          </w:p>
-        </w:tc>
-        <w:tc>
-          <w:tcPr>
-            <w:tcW w:type="dxa" w:w="2880"/>
-          </w:tcPr>
-          <w:p>
-            <w:r>
-              <w:rPr>
-                <w:b/>
-              </w:rPr>
-              <w:t>System Action</w:t>
-            </w:r>
-          </w:p>
-        </w:tc>
-        <w:tc>
-          <w:tcPr>
-            <w:tcW w:type="dxa" w:w="2880"/>
-          </w:tcPr>
-          <w:p>
-            <w:r>
-              <w:rPr>
-                <w:b/>
-              </w:rPr>
-              <w:t>Real-Time Example (Trichy: Central Bus Stand to Coimbatore)</w:t>
-            </w:r>
-          </w:p>
-        </w:tc>
-      </w:tr>
-      <w:tr>
-        <w:tc>
-          <w:tcPr>
-            <w:tcW w:type="dxa" w:w="2880"/>
-          </w:tcPr>
-          <w:p>
-            <w:r>
-              <w:t>Step 1: Input</w:t>
-            </w:r>
-          </w:p>
-        </w:tc>
-        <w:tc>
-          <w:tcPr>
-            <w:tcW w:type="dxa" w:w="2880"/>
-          </w:tcPr>
-          <w:p>
-            <w:r>
-              <w:t>Geocodes Locations</w:t>
-            </w:r>
-          </w:p>
-        </w:tc>
-        <w:tc>
-          <w:tcPr>
-            <w:tcW w:type="dxa" w:w="2880"/>
-          </w:tcPr>
-          <w:p>
-            <w:r>
-              <w:t>User enters origin 'Tiruchirappalli' and destination 'Coimbatore'. Geocoding service converts them to GPS coordinates via TomTom (with instant offline fallback).</w:t>
-            </w:r>
-          </w:p>
-        </w:tc>
-      </w:tr>
-      <w:tr>
-        <w:tc>
-          <w:tcPr>
-            <w:tcW w:type="dxa" w:w="2880"/>
-          </w:tcPr>
-          <w:p>
-            <w:r>
-              <w:t>Step 2: Ingest</w:t>
-            </w:r>
-          </w:p>
-        </w:tc>
-        <w:tc>
-          <w:tcPr>
-            <w:tcW w:type="dxa" w:w="2880"/>
-          </w:tcPr>
-          <w:p>
-            <w:r>
-              <w:t>Fetches 3 Paths</w:t>
-            </w:r>
-          </w:p>
-        </w:tc>
-        <w:tc>
-          <w:tcPr>
-            <w:tcW w:type="dxa" w:w="2880"/>
-          </w:tcPr>
-          <w:p>
-            <w:r>
-              <w:t>Queries TomTom Routing API for all candidate driving alternatives. Ingests distance (km), baseline free-flow travel time (s), and real-time live traffic congestion delay (s).</w:t>
-            </w:r>
-          </w:p>
-        </w:tc>
-      </w:tr>
-      <w:tr>
-        <w:tc>
-          <w:tcPr>
-            <w:tcW w:type="dxa" w:w="2880"/>
-          </w:tcPr>
-          <w:p>
-            <w:r>
-              <w:t>Step 3: Forecast</w:t>
-            </w:r>
-          </w:p>
-        </w:tc>
-        <w:tc>
-          <w:tcPr>
-            <w:tcW w:type="dxa" w:w="2880"/>
-          </w:tcPr>
-          <w:p>
-            <w:r>
-              <w:t>ARIMA ML Prediction</w:t>
-            </w:r>
-          </w:p>
-        </w:tc>
-        <w:tc>
-          <w:tcPr>
-            <w:tcW w:type="dxa" w:w="2880"/>
-          </w:tcPr>
-          <w:p>
-            <w:r>
-              <w:t>Feeds 12-step rolling velocity series into open-source ARIMA (1,0,1) model from GitHub to project speed changes and delay spikes at +15m, +30m, and +45m horizons.</w:t>
-            </w:r>
-          </w:p>
-        </w:tc>
-      </w:tr>
-      <w:tr>
-        <w:tc>
-          <w:tcPr>
-            <w:tcW w:type="dxa" w:w="2880"/>
-          </w:tcPr>
-          <w:p>
-            <w:r>
-              <w:t>Step 4: Score</w:t>
-            </w:r>
-          </w:p>
-        </w:tc>
-        <w:tc>
-          <w:tcPr>
-            <w:tcW w:type="dxa" w:w="2880"/>
-          </w:tcPr>
-          <w:p>
-            <w:r>
-              <w:t>Applies Scoring Formula</w:t>
-            </w:r>
-          </w:p>
-        </w:tc>
-        <w:tc>
-          <w:tcPr>
-            <w:tcW w:type="dxa" w:w="2880"/>
-          </w:tcPr>
-          <w:p>
-            <w:r>
-              <w:t>Applies composite weighting: Score = (50% × Time) + (35% × Traffic Delay) + (15% × Distance). Heavily penalizes stop-and-go junction gridlock and ranks Route #1 as top pick.</w:t>
-            </w:r>
-          </w:p>
-        </w:tc>
-      </w:tr>
-      <w:tr>
-        <w:tc>
-          <w:tcPr>
-            <w:tcW w:type="dxa" w:w="2880"/>
-          </w:tcPr>
-          <w:p>
-            <w:r>
-              <w:t>Step 5: Display</w:t>
-            </w:r>
-          </w:p>
-        </w:tc>
-        <w:tc>
-          <w:tcPr>
-            <w:tcW w:type="dxa" w:w="2880"/>
-          </w:tcPr>
-          <w:p>
-            <w:r>
-              <w:t>Interactive Dashboard</w:t>
-            </w:r>
-          </w:p>
-        </w:tc>
-        <w:tc>
-          <w:tcPr>
-            <w:tcW w:type="dxa" w:w="2880"/>
-          </w:tcPr>
-          <w:p>
-            <w:r>
-              <w:t>Draws color-coded polyline paths on Leaflet map. Displays pitch-black glass route cards, 15-minute ARIMA forecast HUD, and side-by-side comparison matrix with 60s auto-refresh.</w:t>
-            </w:r>
-          </w:p>
-        </w:tc>
-      </w:tr>
-    </w:tbl>
-    <w:p>
-      <w:pPr>
-        <w:pStyle w:val="Heading2"/>
-      </w:pPr>
-      <w:r>
-        <w:t>2. Core Functional Requirements (What We Built)</w:t>
+        <w:t>1. End-to-End User Experience &amp; 7-Step Interaction Flow</w:t>
       </w:r>
     </w:p>
     <w:tbl>
@@ -292,7 +59,376 @@
               <w:rPr>
                 <w:b/>
               </w:rPr>
-              <w:t>Feature ID</w:t>
+              <w:t>Step</w:t>
+            </w:r>
+          </w:p>
+        </w:tc>
+        <w:tc>
+          <w:tcPr>
+            <w:tcW w:type="dxa" w:w="2160"/>
+          </w:tcPr>
+          <w:p>
+            <w:r>
+              <w:rPr>
+                <w:b/>
+              </w:rPr>
+              <w:t>Phase</w:t>
+            </w:r>
+          </w:p>
+        </w:tc>
+        <w:tc>
+          <w:tcPr>
+            <w:tcW w:type="dxa" w:w="2160"/>
+          </w:tcPr>
+          <w:p>
+            <w:r>
+              <w:rPr>
+                <w:b/>
+              </w:rPr>
+              <w:t>System Action &amp; Technical Detail</w:t>
+            </w:r>
+          </w:p>
+        </w:tc>
+        <w:tc>
+          <w:tcPr>
+            <w:tcW w:type="dxa" w:w="2160"/>
+          </w:tcPr>
+          <w:p>
+            <w:r>
+              <w:rPr>
+                <w:b/>
+              </w:rPr>
+              <w:t>Trichy Corridor Example (CBS ⇄ Thillai Nagar)</w:t>
+            </w:r>
+          </w:p>
+        </w:tc>
+      </w:tr>
+      <w:tr>
+        <w:tc>
+          <w:tcPr>
+            <w:tcW w:type="dxa" w:w="2160"/>
+          </w:tcPr>
+          <w:p>
+            <w:r>
+              <w:t>Step 1</w:t>
+            </w:r>
+          </w:p>
+        </w:tc>
+        <w:tc>
+          <w:tcPr>
+            <w:tcW w:type="dxa" w:w="2160"/>
+          </w:tcPr>
+          <w:p>
+            <w:r>
+              <w:t>Clean Input</w:t>
+            </w:r>
+          </w:p>
+        </w:tc>
+        <w:tc>
+          <w:tcPr>
+            <w:tcW w:type="dxa" w:w="2160"/>
+          </w:tcPr>
+          <w:p>
+            <w:r>
+              <w:t>App opens centered on Trichy (zoom 13). User selects corridor preset or types custom names. 0ms autocomplete.</w:t>
+            </w:r>
+          </w:p>
+        </w:tc>
+        <w:tc>
+          <w:tcPr>
+            <w:tcW w:type="dxa" w:w="2160"/>
+          </w:tcPr>
+          <w:p>
+            <w:r>
+              <w:t>Clicks 'CBS ⇄ Chathiram'; origin and destination populate instantly.</w:t>
+            </w:r>
+          </w:p>
+        </w:tc>
+      </w:tr>
+      <w:tr>
+        <w:tc>
+          <w:tcPr>
+            <w:tcW w:type="dxa" w:w="2160"/>
+          </w:tcPr>
+          <w:p>
+            <w:r>
+              <w:t>Step 2</w:t>
+            </w:r>
+          </w:p>
+        </w:tc>
+        <w:tc>
+          <w:tcPr>
+            <w:tcW w:type="dxa" w:w="2160"/>
+          </w:tcPr>
+          <w:p>
+            <w:r>
+              <w:t>Multi-Ingest</w:t>
+            </w:r>
+          </w:p>
+        </w:tc>
+        <w:tc>
+          <w:tcPr>
+            <w:tcW w:type="dxa" w:w="2160"/>
+          </w:tcPr>
+          <w:p>
+            <w:r>
+              <w:t>Queries TomTom Routing API for driving alternatives. Ingests distance (m), duration (s), and live traffic delay (s).</w:t>
+            </w:r>
+          </w:p>
+        </w:tc>
+        <w:tc>
+          <w:tcPr>
+            <w:tcW w:type="dxa" w:w="2160"/>
+          </w:tcPr>
+          <w:p>
+            <w:r>
+              <w:t>Ingests Route #1 (10km, +18m delay) &amp; Route #2 (12.5km, +2m delay).</w:t>
+            </w:r>
+          </w:p>
+        </w:tc>
+      </w:tr>
+      <w:tr>
+        <w:tc>
+          <w:tcPr>
+            <w:tcW w:type="dxa" w:w="2160"/>
+          </w:tcPr>
+          <w:p>
+            <w:r>
+              <w:t>Step 3</w:t>
+            </w:r>
+          </w:p>
+        </w:tc>
+        <w:tc>
+          <w:tcPr>
+            <w:tcW w:type="dxa" w:w="2160"/>
+          </w:tcPr>
+          <w:p>
+            <w:r>
+              <w:t>Overlay</w:t>
+            </w:r>
+          </w:p>
+        </w:tc>
+        <w:tc>
+          <w:tcPr>
+            <w:tcW w:type="dxa" w:w="2160"/>
+          </w:tcPr>
+          <w:p>
+            <w:r>
+              <w:t>Fetches active incidents from SQLite WAL store. Evaluates speed-drop telemetry correlation and runs ARIMA (1,0,1).</w:t>
+            </w:r>
+          </w:p>
+        </w:tc>
+        <w:tc>
+          <w:tcPr>
+            <w:tcW w:type="dxa" w:w="2160"/>
+          </w:tcPr>
+          <w:p>
+            <w:r>
+              <w:t>Detects signal failure report at HPO Junction correlated with 72% speed slowdown.</w:t>
+            </w:r>
+          </w:p>
+        </w:tc>
+      </w:tr>
+      <w:tr>
+        <w:tc>
+          <w:tcPr>
+            <w:tcW w:type="dxa" w:w="2160"/>
+          </w:tcPr>
+          <w:p>
+            <w:r>
+              <w:t>Step 4</w:t>
+            </w:r>
+          </w:p>
+        </w:tc>
+        <w:tc>
+          <w:tcPr>
+            <w:tcW w:type="dxa" w:w="2160"/>
+          </w:tcPr>
+          <w:p>
+            <w:r>
+              <w:t>Adjusted ETA</w:t>
+            </w:r>
+          </w:p>
+        </w:tc>
+        <w:tc>
+          <w:tcPr>
+            <w:tcW w:type="dxa" w:w="2160"/>
+          </w:tcPr>
+          <w:p>
+            <w:r>
+              <w:t>Ranks routes by Adjusted ETA without double-counting. Enforces switch threshold: timeSaved &gt;= max(180s, 10% ETA).</w:t>
+            </w:r>
+          </w:p>
+        </w:tc>
+        <w:tc>
+          <w:tcPr>
+            <w:tcW w:type="dxa" w:w="2160"/>
+          </w:tcPr>
+          <w:p>
+            <w:r>
+              <w:t>Route #2 saves 16m (&gt;180s and &gt;10%); promoted to Recommended #1 pick!</w:t>
+            </w:r>
+          </w:p>
+        </w:tc>
+      </w:tr>
+      <w:tr>
+        <w:tc>
+          <w:tcPr>
+            <w:tcW w:type="dxa" w:w="2160"/>
+          </w:tcPr>
+          <w:p>
+            <w:r>
+              <w:t>Step 5</w:t>
+            </w:r>
+          </w:p>
+        </w:tc>
+        <w:tc>
+          <w:tcPr>
+            <w:tcW w:type="dxa" w:w="2160"/>
+          </w:tcPr>
+          <w:p>
+            <w:r>
+              <w:t>Display &amp; HUD</w:t>
+            </w:r>
+          </w:p>
+        </w:tc>
+        <w:tc>
+          <w:tcPr>
+            <w:tcW w:type="dxa" w:w="2160"/>
+          </w:tcPr>
+          <w:p>
+            <w:r>
+              <w:t>Renders color-coded polylines on Leaflet map. Displays obsidian glass cards, trade-off rationale, and 15m forecast HUD.</w:t>
+            </w:r>
+          </w:p>
+        </w:tc>
+        <w:tc>
+          <w:tcPr>
+            <w:tcW w:type="dxa" w:w="2160"/>
+          </w:tcPr>
+          <w:p>
+            <w:r>
+              <w:t>Commuter reviews Route #2 card: 'Fastest path — Avoids 16 mins of junction delay'.</w:t>
+            </w:r>
+          </w:p>
+        </w:tc>
+      </w:tr>
+      <w:tr>
+        <w:tc>
+          <w:tcPr>
+            <w:tcW w:type="dxa" w:w="2160"/>
+          </w:tcPr>
+          <w:p>
+            <w:r>
+              <w:t>Step 6</w:t>
+            </w:r>
+          </w:p>
+        </w:tc>
+        <w:tc>
+          <w:tcPr>
+            <w:tcW w:type="dxa" w:w="2160"/>
+          </w:tcPr>
+          <w:p>
+            <w:r>
+              <w:t>GMaps Handoff</w:t>
+            </w:r>
+          </w:p>
+        </w:tc>
+        <w:tc>
+          <w:tcPr>
+            <w:tcW w:type="dxa" w:w="2160"/>
+          </w:tcPr>
+          <w:p>
+            <w:r>
+              <w:t>Extracts decision anchors (&lt;= 3 waypoints) preserving Route Wise's chosen corridor in external Google Maps navigation.</w:t>
+            </w:r>
+          </w:p>
+        </w:tc>
+        <w:tc>
+          <w:tcPr>
+            <w:tcW w:type="dxa" w:w="2160"/>
+          </w:tcPr>
+          <w:p>
+            <w:r>
+              <w:t>Launches Google Maps following Collector Bypass instead of reverting to HPO gridlock.</w:t>
+            </w:r>
+          </w:p>
+        </w:tc>
+      </w:tr>
+      <w:tr>
+        <w:tc>
+          <w:tcPr>
+            <w:tcW w:type="dxa" w:w="2160"/>
+          </w:tcPr>
+          <w:p>
+            <w:r>
+              <w:t>Step 7</w:t>
+            </w:r>
+          </w:p>
+        </w:tc>
+        <w:tc>
+          <w:tcPr>
+            <w:tcW w:type="dxa" w:w="2160"/>
+          </w:tcPr>
+          <w:p>
+            <w:r>
+              <w:t>Authority Triage</w:t>
+            </w:r>
+          </w:p>
+        </w:tc>
+        <w:tc>
+          <w:tcPr>
+            <w:tcW w:type="dxa" w:w="2160"/>
+          </w:tcPr>
+          <w:p>
+            <w:r>
+              <w:t>Municipal dispatchers review 7-day recurrent congestion hotspots and resolve cleared incidents with officer audit logs.</w:t>
+            </w:r>
+          </w:p>
+        </w:tc>
+        <w:tc>
+          <w:tcPr>
+            <w:tcW w:type="dxa" w:w="2160"/>
+          </w:tcPr>
+          <w:p>
+            <w:r>
+              <w:t>Traffic police clears signal failure; status updates across all connected clients.</w:t>
+            </w:r>
+          </w:p>
+        </w:tc>
+      </w:tr>
+    </w:tbl>
+    <w:p>
+      <w:pPr>
+        <w:pStyle w:val="Heading2"/>
+      </w:pPr>
+      <w:r>
+        <w:t>2. Functional Requirements Traceability (FR-1 to FR-13)</w:t>
+      </w:r>
+    </w:p>
+    <w:tbl>
+      <w:tblPr>
+        <w:tblStyle w:val="TableGrid"/>
+        <w:tblW w:type="auto" w:w="0"/>
+        <w:tblLook w:firstColumn="1" w:firstRow="1" w:lastColumn="0" w:lastRow="0" w:noHBand="0" w:noVBand="1" w:val="04A0"/>
+      </w:tblPr>
+      <w:tblGrid>
+        <w:gridCol w:w="2160"/>
+        <w:gridCol w:w="2160"/>
+        <w:gridCol w:w="2160"/>
+        <w:gridCol w:w="2160"/>
+      </w:tblGrid>
+      <w:tr>
+        <w:tc>
+          <w:tcPr>
+            <w:tcW w:type="dxa" w:w="2160"/>
+          </w:tcPr>
+          <w:p>
+            <w:r>
+              <w:rPr>
+                <w:b/>
+              </w:rPr>
+              <w:t>Req ID</w:t>
             </w:r>
           </w:p>
         </w:tc>
@@ -318,7 +454,7 @@
               <w:rPr>
                 <w:b/>
               </w:rPr>
-              <w:t>What It Does (Simple English)</w:t>
+              <w:t>What It Does &amp; Acceptance Criteria</w:t>
             </w:r>
           </w:p>
         </w:tc>
@@ -331,7 +467,7 @@
               <w:rPr>
                 <w:b/>
               </w:rPr>
-              <w:t>Status</w:t>
+              <w:t>Priority</w:t>
             </w:r>
           </w:p>
         </w:tc>
@@ -363,7 +499,7 @@
           </w:tcPr>
           <w:p>
             <w:r>
-              <w:t>Converts plain text city/street names to coordinates. If internet or API fails, instantly switches to offline dictionary so demo never crashes.</w:t>
+              <w:t>Converts plain text street/city names to GPS coordinates via TomTom with instant 0ms offline dictionary fallback for 12 verified Trichy junctions.</w:t>
             </w:r>
           </w:p>
         </w:tc>
@@ -373,7 +509,7 @@
           </w:tcPr>
           <w:p>
             <w:r>
-              <w:t>Complete</w:t>
+              <w:t>Must Have</w:t>
             </w:r>
           </w:p>
         </w:tc>
@@ -395,7 +531,7 @@
           </w:tcPr>
           <w:p>
             <w:r>
-              <w:t>Multi-Route Fetcher</w:t>
+              <w:t>Multi-Route Ingest</w:t>
             </w:r>
           </w:p>
         </w:tc>
@@ -405,7 +541,7 @@
           </w:tcPr>
           <w:p>
             <w:r>
-              <w:t>Requests candidate driving routes from TomTom Routing API with real-time live traffic delay metrics and polyline geometry.</w:t>
+              <w:t>Requests candidate driving alternatives from TomTom API with real-time live traffic delay metrics and GeoJSON geometry.</w:t>
             </w:r>
           </w:p>
         </w:tc>
@@ -415,7 +551,7 @@
           </w:tcPr>
           <w:p>
             <w:r>
-              <w:t>Complete</w:t>
+              <w:t>Must Have</w:t>
             </w:r>
           </w:p>
         </w:tc>
@@ -437,7 +573,7 @@
           </w:tcPr>
           <w:p>
             <w:r>
-              <w:t>ARIMA Traffic Forecast</w:t>
+              <w:t>Adjusted ETA Ranking</w:t>
             </w:r>
           </w:p>
         </w:tc>
@@ -447,7 +583,7 @@
           </w:tcPr>
           <w:p>
             <w:r>
-              <w:t>Integrates public open-source zemlyansky/arima WebAssembly ML model from GitHub to project speed and transit delay over 15m, 30m, and 45m horizons.</w:t>
+              <w:t>Ranks routes by Adjusted ETA without double-counting delay. Applies switch threshold: timeSaved &gt;= max(180s, 10% ETA) preventing route flapping.</w:t>
             </w:r>
           </w:p>
         </w:tc>
@@ -457,7 +593,7 @@
           </w:tcPr>
           <w:p>
             <w:r>
-              <w:t>Complete</w:t>
+              <w:t>Must Have</w:t>
             </w:r>
           </w:p>
         </w:tc>
@@ -479,7 +615,7 @@
           </w:tcPr>
           <w:p>
             <w:r>
-              <w:t>Weighted Scoring Engine</w:t>
+              <w:t>ARIMA ML Forecast</w:t>
             </w:r>
           </w:p>
         </w:tc>
@@ -489,7 +625,7 @@
           </w:tcPr>
           <w:p>
             <w:r>
-              <w:t>Ranks routes mathematically based on Time, Delay Penalty, and Distance. The route with the highest overall score (0-100) is recommended as #1.</w:t>
+              <w:t>Integrates public open-source zemlyansky/arima WebAssembly ML model to forecast velocity trends and delay spikes across +15m, +30m, +45m.</w:t>
             </w:r>
           </w:p>
         </w:tc>
@@ -499,7 +635,7 @@
           </w:tcPr>
           <w:p>
             <w:r>
-              <w:t>Complete</w:t>
+              <w:t>Should Have</w:t>
             </w:r>
           </w:p>
         </w:tc>
@@ -521,7 +657,7 @@
           </w:tcPr>
           <w:p>
             <w:r>
-              <w:t>Explainable Comparison</w:t>
+              <w:t>Native SQLite Store</w:t>
             </w:r>
           </w:p>
         </w:tc>
@@ -531,7 +667,7 @@
           </w:tcPr>
           <w:p>
             <w:r>
-              <w:t>Generates human-readable trade-off reasons (e.g. 'Saves 14m travel time &amp; 37.1 km shorter vs Alt #2') and a full side-by-side comparison matrix.</w:t>
+              <w:t>Native Node 24 SQLite storage (node:sqlite) with Write-Ahead Logging (WAL mode), automated migrations, and spatial proximity indexes.</w:t>
             </w:r>
           </w:p>
         </w:tc>
@@ -541,7 +677,7 @@
           </w:tcPr>
           <w:p>
             <w:r>
-              <w:t>Complete</w:t>
+              <w:t>Should Have</w:t>
             </w:r>
           </w:p>
         </w:tc>
@@ -563,7 +699,7 @@
           </w:tcPr>
           <w:p>
             <w:r>
-              <w:t>API Key Security</w:t>
+              <w:t>Community Reporting</w:t>
             </w:r>
           </w:p>
         </w:tc>
@@ -573,7 +709,7 @@
           </w:tcPr>
           <w:p>
             <w:r>
-              <w:t>Requires X-API-Key header. Keys are cryptographically hashed using SHA-256 with rate-limiting (100 req/min).</w:t>
+              <w:t>Allows commuters to report 6 incident types (congestion, roadblock, roadwork, procession, signal_failure, waterlogging). Merges duplicates within 100m.</w:t>
             </w:r>
           </w:p>
         </w:tc>
@@ -583,7 +719,7 @@
           </w:tcPr>
           <w:p>
             <w:r>
-              <w:t>Complete</w:t>
+              <w:t>Should Have</w:t>
             </w:r>
           </w:p>
         </w:tc>
@@ -605,7 +741,7 @@
           </w:tcPr>
           <w:p>
             <w:r>
-              <w:t>Leaflet Map Dashboard</w:t>
+              <w:t>2-Vote Consensus</w:t>
             </w:r>
           </w:p>
         </w:tc>
@@ -615,7 +751,7 @@
           </w:tcPr>
           <w:p>
             <w:r>
-              <w:t>Interactive React 18 map showing colored polylines, start/end pins, route summary cards, and quick city preset buttons (Trichy, Salem, Chennai).</w:t>
+              <w:t>Auto-verifies reports when &gt;= 2 positive community votes arrive or when TomTom speed drop (&gt;30%) correlates with location.</w:t>
             </w:r>
           </w:p>
         </w:tc>
@@ -625,7 +761,7 @@
           </w:tcPr>
           <w:p>
             <w:r>
-              <w:t>Complete</w:t>
+              <w:t>Should Have</w:t>
             </w:r>
           </w:p>
         </w:tc>
@@ -647,7 +783,7 @@
           </w:tcPr>
           <w:p>
             <w:r>
-              <w:t>Live Auto-Refresh (60s)</w:t>
+              <w:t>Leaflet Incident HUD</w:t>
             </w:r>
           </w:p>
         </w:tc>
@@ -657,7 +793,7 @@
           </w:tcPr>
           <w:p>
             <w:r>
-              <w:t>A visual 60-second countdown timer that automatically refreshes delay metrics and re-evaluates ranking without reloading the page.</w:t>
+              <w:t>Verified incidents display solid halo + checkmark badge; Unverified display dashed border + question mark. 1-tap voting popup.</w:t>
             </w:r>
           </w:p>
         </w:tc>
@@ -667,7 +803,217 @@
           </w:tcPr>
           <w:p>
             <w:r>
-              <w:t>Complete</w:t>
+              <w:t>Should Have</w:t>
+            </w:r>
+          </w:p>
+        </w:tc>
+      </w:tr>
+      <w:tr>
+        <w:tc>
+          <w:tcPr>
+            <w:tcW w:type="dxa" w:w="2160"/>
+          </w:tcPr>
+          <w:p>
+            <w:r>
+              <w:t>FR-9</w:t>
+            </w:r>
+          </w:p>
+        </w:tc>
+        <w:tc>
+          <w:tcPr>
+            <w:tcW w:type="dxa" w:w="2160"/>
+          </w:tcPr>
+          <w:p>
+            <w:r>
+              <w:t>Authority Triage</w:t>
+            </w:r>
+          </w:p>
+        </w:tc>
+        <w:tc>
+          <w:tcPr>
+            <w:tcW w:type="dxa" w:w="2160"/>
+          </w:tcPr>
+          <w:p>
+            <w:r>
+              <w:t>Protected console (X-Authority-Role: admin) ranking active incidents with 7-day spatial recurrence count and 1-click resolution audit log.</w:t>
+            </w:r>
+          </w:p>
+        </w:tc>
+        <w:tc>
+          <w:tcPr>
+            <w:tcW w:type="dxa" w:w="2160"/>
+          </w:tcPr>
+          <w:p>
+            <w:r>
+              <w:t>Should Have</w:t>
+            </w:r>
+          </w:p>
+        </w:tc>
+      </w:tr>
+      <w:tr>
+        <w:tc>
+          <w:tcPr>
+            <w:tcW w:type="dxa" w:w="2160"/>
+          </w:tcPr>
+          <w:p>
+            <w:r>
+              <w:t>FR-10</w:t>
+            </w:r>
+          </w:p>
+        </w:tc>
+        <w:tc>
+          <w:tcPr>
+            <w:tcW w:type="dxa" w:w="2160"/>
+          </w:tcPr>
+          <w:p>
+            <w:r>
+              <w:t>GMaps Anchor Handoff</w:t>
+            </w:r>
+          </w:p>
+        </w:tc>
+        <w:tc>
+          <w:tcPr>
+            <w:tcW w:type="dxa" w:w="2160"/>
+          </w:tcPr>
+          <w:p>
+            <w:r>
+              <w:t>Extracts decision anchors (&lt;= 3 waypoints) preserving Route Wise's chosen corridor in Google Maps with driving and 2-wheeler modes.</w:t>
+            </w:r>
+          </w:p>
+        </w:tc>
+        <w:tc>
+          <w:tcPr>
+            <w:tcW w:type="dxa" w:w="2160"/>
+          </w:tcPr>
+          <w:p>
+            <w:r>
+              <w:t>Should Have</w:t>
+            </w:r>
+          </w:p>
+        </w:tc>
+      </w:tr>
+      <w:tr>
+        <w:tc>
+          <w:tcPr>
+            <w:tcW w:type="dxa" w:w="2160"/>
+          </w:tcPr>
+          <w:p>
+            <w:r>
+              <w:t>FR-11</w:t>
+            </w:r>
+          </w:p>
+        </w:tc>
+        <w:tc>
+          <w:tcPr>
+            <w:tcW w:type="dxa" w:w="2160"/>
+          </w:tcPr>
+          <w:p>
+            <w:r>
+              <w:t>60s Auto-Refresh</w:t>
+            </w:r>
+          </w:p>
+        </w:tc>
+        <w:tc>
+          <w:tcPr>
+            <w:tcW w:type="dxa" w:w="2160"/>
+          </w:tcPr>
+          <w:p>
+            <w:r>
+              <w:t>Visual 60-second countdown timer that automatically refreshes delay metrics and re-evaluates ranking. In-memory raster tile cache.</w:t>
+            </w:r>
+          </w:p>
+        </w:tc>
+        <w:tc>
+          <w:tcPr>
+            <w:tcW w:type="dxa" w:w="2160"/>
+          </w:tcPr>
+          <w:p>
+            <w:r>
+              <w:t>Could Have</w:t>
+            </w:r>
+          </w:p>
+        </w:tc>
+      </w:tr>
+      <w:tr>
+        <w:tc>
+          <w:tcPr>
+            <w:tcW w:type="dxa" w:w="2160"/>
+          </w:tcPr>
+          <w:p>
+            <w:r>
+              <w:t>FR-12</w:t>
+            </w:r>
+          </w:p>
+        </w:tc>
+        <w:tc>
+          <w:tcPr>
+            <w:tcW w:type="dxa" w:w="2160"/>
+          </w:tcPr>
+          <w:p>
+            <w:r>
+              <w:t>Progressive Web App</w:t>
+            </w:r>
+          </w:p>
+        </w:tc>
+        <w:tc>
+          <w:tcPr>
+            <w:tcW w:type="dxa" w:w="2160"/>
+          </w:tcPr>
+          <w:p>
+            <w:r>
+              <w:t>W3C manifest (display: standalone, #0b0f19 theme) and Service Worker (sw.js) with Network-First navigation and offline shell caching.</w:t>
+            </w:r>
+          </w:p>
+        </w:tc>
+        <w:tc>
+          <w:tcPr>
+            <w:tcW w:type="dxa" w:w="2160"/>
+          </w:tcPr>
+          <w:p>
+            <w:r>
+              <w:t>Could Have</w:t>
+            </w:r>
+          </w:p>
+        </w:tc>
+      </w:tr>
+      <w:tr>
+        <w:tc>
+          <w:tcPr>
+            <w:tcW w:type="dxa" w:w="2160"/>
+          </w:tcPr>
+          <w:p>
+            <w:r>
+              <w:t>FR-13</w:t>
+            </w:r>
+          </w:p>
+        </w:tc>
+        <w:tc>
+          <w:tcPr>
+            <w:tcW w:type="dxa" w:w="2160"/>
+          </w:tcPr>
+          <w:p>
+            <w:r>
+              <w:t>Trichy Presets &amp; UX</w:t>
+            </w:r>
+          </w:p>
+        </w:tc>
+        <w:tc>
+          <w:tcPr>
+            <w:tcW w:type="dxa" w:w="2160"/>
+          </w:tcPr>
+          <w:p>
+            <w:r>
+              <w:t>6 compact corridor presets (CBS ⇄ Chathiram, etc.), one-click junction chips, 120 FPS decoupled typing, and clear input controls.</w:t>
+            </w:r>
+          </w:p>
+        </w:tc>
+        <w:tc>
+          <w:tcPr>
+            <w:tcW w:type="dxa" w:w="2160"/>
+          </w:tcPr>
+          <w:p>
+            <w:r>
+              <w:t>Could Have</w:t>
             </w:r>
           </w:p>
         </w:tc>
@@ -678,54 +1024,16 @@
         <w:pStyle w:val="Heading2"/>
       </w:pPr>
       <w:r>
-        <w:t>3. Technical Architecture, APIs, NFRs &amp; Roadmap</w:t>
+        <w:t>3. Quality Assurance &amp; Automated Test Verification</w:t>
       </w:r>
     </w:p>
     <w:p>
       <w:r>
-        <w:t>3.1 System Architecture: Clean 3-Tier Design</w:t>
+        <w:t>• Monorepo Test Pass Rate: 99 automated tests passing at 100% (75 backend tests + 24 frontend tests).</w:t>
         <w:br/>
-        <w:t>Frontend: React 18 + Vite + Leaflet maps + Bootstrap 5 dark glassmorphism.</w:t>
+        <w:t>• Production Build: Clean Vite bundle compiles in 1.8s with PWA service worker registered.</w:t>
         <w:br/>
-        <w:t>Backend: Node.js + Express.js REST API with input validation &amp; SHA-256 authentication.</w:t>
-        <w:br/>
-        <w:t>AI/ML Layer: Public open-source ARIMA (1,0,1) time-series model (zemlyansky/arima) + TomTom Traffic Flow &amp; Routing API with resilient coordinate dictionary fallback.</w:t>
-      </w:r>
-    </w:p>
-    <w:p>
-      <w:pPr>
-        <w:pStyle w:val="Heading3"/>
-      </w:pPr>
-      <w:r>
-        <w:t>3.2 Performance, Security &amp; Automated Test Coverage</w:t>
-      </w:r>
-    </w:p>
-    <w:p>
-      <w:r>
-        <w:t>• API Speed: &lt; 450 ms response time with streamlined native fetch and local cache.</w:t>
-        <w:br/>
-        <w:t>• Zero-Crash Reliability: Built-in coordinate dictionary and network timeout fallback ensure routes display even if internet or TomTom quota fails.</w:t>
-        <w:br/>
-        <w:t>• Automated Test Suite: Followed Addy Osmani's test-driven-development skill from GitHub. 40 automated tests (11 client tests + 29 backend tests) passing at 100%.</w:t>
-      </w:r>
-    </w:p>
-    <w:p>
-      <w:pPr>
-        <w:pStyle w:val="Heading3"/>
-      </w:pPr>
-      <w:r>
-        <w:t>3.3 2-Minute Live Demo Script for Judges</w:t>
-      </w:r>
-    </w:p>
-    <w:p>
-      <w:r>
-        <w:t>Step 1 (Open Dashboard): Show the clean pitch-black dark glass dashboard, Leaflet map, and AI Engine Live badge.</w:t>
-        <w:br/>
-        <w:t>Step 2 (Click Preset): Click 'Trichy → Coimbatore' preset pill. Origin and destination populate automatically and 3 routes calculate instantly.</w:t>
-        <w:br/>
-        <w:t>Step 3 (Explain the Ranking): Point out how Route #1 is recommended because it saves 14 minutes and bypasses junction gridlock. Show the Side-by-Side Comparison Matrix.</w:t>
-        <w:br/>
-        <w:t>Step 4 (Show 15-Min ARIMA Forecast &amp; Tests): Point to the 15-Min ARIMA ML forecast HUD and mention our 40 automated tests passing at 100%.</w:t>
+        <w:t>• Zero-Crash Reliability: Built-in coordinate dictionary ensures 100% demo uptime under network drops.</w:t>
       </w:r>
     </w:p>
     <w:sectPr>
